--- a/Specifikacija projekta T8G1.docx
+++ b/Specifikacija projekta T8G1.docx
@@ -13,13 +13,7 @@
         <w:rPr>
           <w:lang w:val="en-US"/>
         </w:rPr>
-        <w:t>Specifikacija projekt</w:t>
-      </w:r>
-      <w:r>
-        <w:rPr>
-          <w:lang w:val="en-US"/>
-        </w:rPr>
-        <w:t>a</w:t>
+        <w:t>Specifikacija projekta</w:t>
       </w:r>
     </w:p>
     <w:p>
@@ -76,10 +70,9 @@
           </w:rPr>
           <w:id w:val="-1775008181"/>
           <w:placeholder>
-            <w:docPart w:val="DefaultPlaceholder_-1854013440"/>
+            <w:docPart w:val="BF293FB5E7874F57A958754A46774738"/>
           </w:placeholder>
         </w:sdtPr>
-        <w:sdtEndPr/>
         <w:sdtContent>
           <w:r>
             <w:rPr>
@@ -109,21 +102,7 @@
           <w:b/>
           <w:lang w:val="en-US"/>
         </w:rPr>
-        <w:t>Na</w:t>
-      </w:r>
-      <w:r>
-        <w:rPr>
-          <w:b/>
-          <w:lang w:val="en-US"/>
-        </w:rPr>
-        <w:t>stavna grupa</w:t>
-      </w:r>
-      <w:r>
-        <w:rPr>
-          <w:b/>
-          <w:lang w:val="en-US"/>
-        </w:rPr>
-        <w:t xml:space="preserve">: </w:t>
+        <w:t xml:space="preserve">Nastavna grupa: </w:t>
       </w:r>
       <w:sdt>
         <w:sdtPr>
@@ -133,10 +112,9 @@
           </w:rPr>
           <w:id w:val="-29489954"/>
           <w:placeholder>
-            <w:docPart w:val="9C88C730D5204631AA408D5788907320"/>
+            <w:docPart w:val="FD7F8F75CFAB493ABE102DA4F0549F8E"/>
           </w:placeholder>
         </w:sdtPr>
-        <w:sdtEndPr/>
         <w:sdtContent>
           <w:r>
             <w:rPr>
@@ -181,10 +159,9 @@
           </w:rPr>
           <w:id w:val="-1187904111"/>
           <w:placeholder>
-            <w:docPart w:val="DefaultPlaceholder_-1854013440"/>
+            <w:docPart w:val="BF293FB5E7874F57A958754A46774738"/>
           </w:placeholder>
         </w:sdtPr>
-        <w:sdtEndPr/>
         <w:sdtContent>
           <w:r>
             <w:rPr>
@@ -232,10 +209,9 @@
         </w:rPr>
         <w:id w:val="-761368758"/>
         <w:placeholder>
-          <w:docPart w:val="365C6A0DD092448180C78960B2F1BD97"/>
+          <w:docPart w:val="7BC3ABCF7CDB4838B18FE2DC50DC4D62"/>
         </w:placeholder>
       </w:sdtPr>
-      <w:sdtEndPr/>
       <w:sdtContent>
         <w:p>
           <w:pPr>
@@ -265,10 +241,9 @@
         </w:rPr>
         <w:id w:val="41871664"/>
         <w:placeholder>
-          <w:docPart w:val="DefaultPlaceholder_-1854013440"/>
+          <w:docPart w:val="BF293FB5E7874F57A958754A46774738"/>
         </w:placeholder>
       </w:sdtPr>
-      <w:sdtEndPr/>
       <w:sdtContent>
         <w:p>
           <w:pPr>
@@ -298,10 +273,9 @@
         </w:rPr>
         <w:id w:val="53830170"/>
         <w:placeholder>
-          <w:docPart w:val="ACD036B6CAE4452ABA1FACF39B64B057"/>
+          <w:docPart w:val="C6A39363880449929658BE0C314A8487"/>
         </w:placeholder>
       </w:sdtPr>
-      <w:sdtEndPr/>
       <w:sdtContent>
         <w:p>
           <w:pPr>
@@ -381,10 +355,9 @@
         </w:rPr>
         <w:id w:val="-1298998253"/>
         <w:placeholder>
-          <w:docPart w:val="DefaultPlaceholder_-1854013440"/>
+          <w:docPart w:val="BF293FB5E7874F57A958754A46774738"/>
         </w:placeholder>
       </w:sdtPr>
-      <w:sdtEndPr/>
       <w:sdtContent>
         <w:p>
           <w:pPr>
@@ -394,7 +367,7 @@
             </w:rPr>
           </w:pPr>
           <w:r>
-            <w:t>Sistem predstavlja web aplikaciju za digitalni klub čitalaca. Aplikacija omogućava korisnicima jednostavnu registraciju, pri čemu korisnik unosi osnovne informacije, te podatke o lokaciji i preferencijama vezanim za književne žanrove, autore i naslove. Na osnovu unesenih podataka, korisnicima se omogućava pridruživanje različitim grupama koje okupljaju članove sa sličnim interesima. Unutar grupa korisnici mogu učestvovati u diskusijama, razmjenjivati sadržaje (knjige u PDF formatu) i dijeliti svoja mišljenja o pročitanim djelima. Sistem također podržava organizaciju diskusija vezanih za određene knjige unutar samih PDF dokumenata, kao i praćenje pročitanih materijala. Cilj sistema je olakšati povezivanje korisnika sa sličnim interesima, unaprijediti dostupnost sadržaja za čitanje te doprinijeti razvoju čitalačke kulture na individualnom i društvenom nivou.</w:t>
+            <w:t>Sistem predstavlja web aplikaciju za digitalni klub čitalaca koja omogućava povezivanje korisnika sa sličnim književnim interesima. Aplikacija omogućava registraciju i kreiranje korisničkog profila, pri čemu korisnici unose podatke o svojim preferencijama vezanim za žanrove, autore i naslove. Na osnovu tih podataka, sistem preporučuje odgovarajuće čitalačke grupe kojima se korisnici mogu pridružiti ili ih samostalno kreirati. Unutar grupa korisnici mogu dijeliti knjige u PDF formatu, preporuke putem linkova, kao i objavljivati članke o knjigama i komentare vezane za sadržaj. Sistem također podržava Story objave i dijeljenje vizuelnog sadržaja korištenjem kamere uređaja. Cilj sistema je unaprijediti razmjenu čitalačkih iskustava, olakšati pristup sadržajima za čitanje i podstaći razvoj čitalačke kulture i zajednice.</w:t>
           </w:r>
         </w:p>
       </w:sdtContent>
@@ -432,56 +405,7 @@
           <w:i/>
           <w:lang w:val="en-US"/>
         </w:rPr>
-        <w:t xml:space="preserve">Opisati </w:t>
-      </w:r>
-      <w:r>
-        <w:rPr>
-          <w:i/>
-          <w:lang w:val="en-US"/>
-        </w:rPr>
-        <w:t>6 do 8</w:t>
-      </w:r>
-      <w:r>
-        <w:rPr>
-          <w:i/>
-          <w:lang w:val="en-US"/>
-        </w:rPr>
-        <w:t xml:space="preserve"> najznačajnijih funkcionalnosti sistema</w:t>
-      </w:r>
-      <w:r>
-        <w:rPr>
-          <w:i/>
-          <w:lang w:val="en-US"/>
-        </w:rPr>
-        <w:t xml:space="preserve"> (u zavisn</w:t>
-      </w:r>
-      <w:r>
-        <w:rPr>
-          <w:i/>
-          <w:lang w:val="en-US"/>
-        </w:rPr>
-        <w:t>osti od broja članova u timu)</w:t>
-      </w:r>
-      <w:r>
-        <w:rPr>
-          <w:i/>
-          <w:lang w:val="en-US"/>
-        </w:rPr>
-        <w:t>. Funkcionalnosti sistema predstavljaju usluge koje sistem pruža korisnicima.</w:t>
-      </w:r>
-      <w:r>
-        <w:rPr>
-          <w:i/>
-          <w:lang w:val="en-US"/>
-        </w:rPr>
-        <w:t xml:space="preserve"> Sve funkcionalnosti pripadaju nekoj od različitih vrsta:</w:t>
-      </w:r>
-      <w:r>
-        <w:rPr>
-          <w:i/>
-          <w:lang w:val="en-US"/>
-        </w:rPr>
-        <w:t xml:space="preserve"> </w:t>
+        <w:t xml:space="preserve">Opisati 6 do 8 najznačajnijih funkcionalnosti sistema (u zavisnosti od broja članova u timu). Funkcionalnosti sistema predstavljaju usluge koje sistem pruža korisnicima. Sve funkcionalnosti pripadaju nekoj od različitih vrsta: </w:t>
       </w:r>
     </w:p>
     <w:p>
@@ -501,21 +425,7 @@
           <w:i/>
           <w:lang w:val="en-US"/>
         </w:rPr>
-        <w:t>Usluga sistema -</w:t>
-      </w:r>
-      <w:r>
-        <w:rPr>
-          <w:i/>
-          <w:lang w:val="en-US"/>
-        </w:rPr>
-        <w:t xml:space="preserve"> u svrhu ostvarivanja</w:t>
-      </w:r>
-      <w:r>
-        <w:rPr>
-          <w:i/>
-          <w:lang w:val="en-US"/>
-        </w:rPr>
-        <w:t xml:space="preserve"> krajnje usluge sistema,</w:t>
+        <w:t>Usluga sistema - u svrhu ostvarivanja krajnje usluge sistema,</w:t>
       </w:r>
     </w:p>
     <w:p>
@@ -535,28 +445,7 @@
           <w:i/>
           <w:lang w:val="en-US"/>
         </w:rPr>
-        <w:t>P</w:t>
-      </w:r>
-      <w:r>
-        <w:rPr>
-          <w:i/>
-          <w:lang w:val="en-US"/>
-        </w:rPr>
-        <w:t>erzistencij</w:t>
-      </w:r>
-      <w:r>
-        <w:rPr>
-          <w:i/>
-          <w:lang w:val="en-US"/>
-        </w:rPr>
-        <w:t>a</w:t>
-      </w:r>
-      <w:r>
-        <w:rPr>
-          <w:i/>
-          <w:lang w:val="en-US"/>
-        </w:rPr>
-        <w:t xml:space="preserve"> podataka (CRUD operacije)</w:t>
+        <w:t>Perzistencija podataka (CRUD operacije)</w:t>
       </w:r>
     </w:p>
     <w:p>
@@ -659,7 +548,6 @@
           <w:i/>
           <w:lang w:val="en-US"/>
         </w:rPr>
-        <w:lastRenderedPageBreak/>
         <w:t>Neophodno je navesti barem po jednu funkcionalnost svake od različitih vrsta.</w:t>
       </w:r>
     </w:p>
@@ -701,13 +589,12 @@
           </w:rPr>
           <w:id w:val="-1024316221"/>
           <w:placeholder>
-            <w:docPart w:val="DefaultPlaceholder_-1854013440"/>
+            <w:docPart w:val="BF293FB5E7874F57A958754A46774738"/>
           </w:placeholder>
         </w:sdtPr>
-        <w:sdtEndPr/>
         <w:sdtContent>
           <w:r>
-            <w:t>Registracija korisnika</w:t>
+            <w:t>Registracija i upravljanje korisničkim profilom</w:t>
           </w:r>
         </w:sdtContent>
       </w:sdt>
@@ -747,7 +634,7 @@
           </w:rPr>
           <w:id w:val="150568506"/>
           <w:placeholder>
-            <w:docPart w:val="E84380EDD0B74929A7D90832F3146962"/>
+            <w:docPart w:val="47D07AD8E3C94B3DA8B0405CDFD4BFDD"/>
           </w:placeholder>
           <w:dropDownList>
             <w:listItem w:value="Choose an item."/>
@@ -758,13 +645,12 @@
             <w:listItem w:displayText="Usluga sistema" w:value="Usluga sistema"/>
           </w:dropDownList>
         </w:sdtPr>
-        <w:sdtEndPr/>
         <w:sdtContent>
           <w:r>
             <w:rPr>
               <w:lang w:val="en-US"/>
             </w:rPr>
-            <w:t>Usluga sistema</w:t>
+            <w:t>Perzistencija podataka (CRUD operacija)</w:t>
           </w:r>
         </w:sdtContent>
       </w:sdt>
@@ -849,17 +735,16 @@
         </w:rPr>
         <w:id w:val="-71277706"/>
         <w:placeholder>
-          <w:docPart w:val="DefaultPlaceholder_-1854013440"/>
+          <w:docPart w:val="BF293FB5E7874F57A958754A46774738"/>
         </w:placeholder>
       </w:sdtPr>
-      <w:sdtEndPr/>
       <w:sdtContent>
         <w:p>
           <w:pPr>
             <w:ind w:left="720"/>
           </w:pPr>
           <w:r>
-            <w:t>Registracija korisnika podrazumijeva unos osnovnih podataka, uključujući ime, prezime, starosnu dob, email adresu, lokaciju (grad/država), preferencije vezane za književne sadržaje, kao i odabir lozinke. Sistem vrši validaciju unesenih podataka te ih pohranjuje u bazu podataka. Nakon uspješne registracije, korisniku se omogućava pristup sistemu i korištenje dostupnih funkcionalnosti. Ova funkcionalnost predstavlja osnovu za daljnju personalizaciju sadržaja i interakciju unutar sistema.</w:t>
+            <w:t>Funkcionalnost obuhvata kreiranje korisničkog računa, kao i upravljanje korisničkim profilom. Prilikom registracije korisnik unosi osnovne podatke, uključujući ime, prezime, email adresu, lokaciju i preferencije vezane za književne sadržaje. Sistem vrši validaciju i pohranu podataka u bazu. Nakon registracije, korisniku je omogućeno pregledavanje, izmjena i brisanje vlastitih podataka. Sve izmjene se automatski odražavaju u daljnjem radu sistema.</w:t>
           </w:r>
         </w:p>
         <w:p>
@@ -903,13 +788,12 @@
           </w:rPr>
           <w:id w:val="337128775"/>
           <w:placeholder>
-            <w:docPart w:val="6E0B6B74861B43E38D1C6F2408DE184E"/>
+            <w:docPart w:val="FFDE8B7F9BA14EA6BCADDA1AF223BB1B"/>
           </w:placeholder>
         </w:sdtPr>
-        <w:sdtEndPr/>
         <w:sdtContent>
           <w:r>
-            <w:t>Upravljanje korisničkim profilom</w:t>
+            <w:t>Upravljanje čitalačkim grupama</w:t>
           </w:r>
         </w:sdtContent>
       </w:sdt>
@@ -949,7 +833,7 @@
           </w:rPr>
           <w:id w:val="-1182655548"/>
           <w:placeholder>
-            <w:docPart w:val="B4E2E640636D47279C9AAE0526BD6ABF"/>
+            <w:docPart w:val="E13B8E0519D44FDFB957A8978FDB0A02"/>
           </w:placeholder>
           <w:dropDownList>
             <w:listItem w:value="Choose an item."/>
@@ -960,13 +844,12 @@
             <w:listItem w:displayText="Usluga sistema" w:value="Usluga sistema"/>
           </w:dropDownList>
         </w:sdtPr>
-        <w:sdtEndPr/>
         <w:sdtContent>
           <w:r>
             <w:rPr>
               <w:lang w:val="en-US"/>
             </w:rPr>
-            <w:t>Perzistencija podataka (CRUD operacija)</w:t>
+            <w:t>Usluga sistema</w:t>
           </w:r>
         </w:sdtContent>
       </w:sdt>
@@ -1037,50 +920,28 @@
         <w:tab/>
       </w:r>
     </w:p>
-    <w:sdt>
-      <w:sdtPr>
-        <w:rPr>
-          <w:lang w:val="en-US"/>
-        </w:rPr>
-        <w:id w:val="1129894632"/>
-        <w:placeholder>
-          <w:docPart w:val="6E0B6B74861B43E38D1C6F2408DE184E"/>
-        </w:placeholder>
-      </w:sdtPr>
-      <w:sdtEndPr/>
-      <w:sdtContent>
-        <w:p>
-          <w:pPr>
-            <w:ind w:left="720"/>
-          </w:pPr>
-          <w:r>
-            <w:t xml:space="preserve">Korisnik ima mogućnost pregleda, izmjene i ažuriranja svojih podataka. To uključuje promjenu ličnih informacija, preferencija žanrova i regije. </w:t>
-          </w:r>
-        </w:p>
-        <w:p>
-          <w:pPr>
-            <w:ind w:left="720"/>
-          </w:pPr>
-          <w:r>
-            <w:t>Također je omogućeno brisanje korisničkog računa.</w:t>
-          </w:r>
-          <w:r>
-            <w:t xml:space="preserve"> </w:t>
-          </w:r>
-        </w:p>
-        <w:p>
-          <w:pPr>
-            <w:ind w:left="720"/>
-            <w:rPr>
-              <w:lang w:val="en-US"/>
-            </w:rPr>
-          </w:pPr>
-          <w:r>
-            <w:t>Sve izmjene se reflektuju u daljnjem radu sistema.</w:t>
-          </w:r>
-        </w:p>
-      </w:sdtContent>
-    </w:sdt>
+    <w:p>
+      <w:pPr>
+        <w:spacing w:before="100" w:beforeAutospacing="1" w:after="100" w:afterAutospacing="1"/>
+        <w:ind w:left="720"/>
+        <w:jc w:val="left"/>
+        <w:rPr>
+          <w:rFonts w:eastAsia="Times New Roman" w:cs="Times New Roman"/>
+          <w:noProof w:val="0"/>
+          <w:szCs w:val="24"/>
+          <w:lang w:eastAsia="bs-Latn-BA"/>
+        </w:rPr>
+      </w:pPr>
+      <w:r>
+        <w:rPr>
+          <w:rFonts w:eastAsia="Times New Roman" w:cs="Times New Roman"/>
+          <w:noProof w:val="0"/>
+          <w:szCs w:val="24"/>
+          <w:lang w:eastAsia="bs-Latn-BA"/>
+        </w:rPr>
+        <w:t>Funkcionalnost omogućava korisnicima kreiranje, pregled i upravljanje čitalačkim grupama. Prilikom kreiranja grupe definišu se naziv, opis i tematika, kao i status grupe (privatna ili javna). Sistem evidentira grupu i stavlja je na raspolaganje drugim korisnicima. Korisnici se mogu pridruživati postojećim grupama ili kreirati nove. Kreator grupe preuzima ulogu administratora grupe.</w:t>
+      </w:r>
+    </w:p>
     <w:p>
       <w:pPr>
         <w:rPr>
@@ -1119,10 +980,9 @@
           </w:rPr>
           <w:id w:val="-41745323"/>
           <w:placeholder>
-            <w:docPart w:val="ABB723B1E48B4C42964D2C4640102F96"/>
+            <w:docPart w:val="B6995367123A4F068A2C549231AED5E9"/>
           </w:placeholder>
         </w:sdtPr>
-        <w:sdtEndPr/>
         <w:sdtContent>
           <w:r>
             <w:t>Preporuka čitalačkih grupa</w:t>
@@ -1165,7 +1025,7 @@
           </w:rPr>
           <w:id w:val="1524670047"/>
           <w:placeholder>
-            <w:docPart w:val="A054E535EC474072BF473D098948B53F"/>
+            <w:docPart w:val="787179945AE246C9BCFA633F7A3A3887"/>
           </w:placeholder>
           <w:dropDownList>
             <w:listItem w:value="Choose an item."/>
@@ -1176,7 +1036,6 @@
             <w:listItem w:displayText="Usluga sistema" w:value="Usluga sistema"/>
           </w:dropDownList>
         </w:sdtPr>
-        <w:sdtEndPr/>
         <w:sdtContent>
           <w:r>
             <w:rPr>
@@ -1260,10 +1119,9 @@
         </w:rPr>
         <w:id w:val="2087804487"/>
         <w:placeholder>
-          <w:docPart w:val="ABB723B1E48B4C42964D2C4640102F96"/>
+          <w:docPart w:val="B6995367123A4F068A2C549231AED5E9"/>
         </w:placeholder>
       </w:sdtPr>
-      <w:sdtEndPr/>
       <w:sdtContent>
         <w:p>
           <w:pPr>
@@ -1302,7 +1160,6 @@
           <w:b/>
           <w:lang w:val="en-US"/>
         </w:rPr>
-        <w:lastRenderedPageBreak/>
         <w:t>Naziv funkcionalnosti:</w:t>
       </w:r>
       <w:r>
@@ -1318,13 +1175,12 @@
           </w:rPr>
           <w:id w:val="-399987493"/>
           <w:placeholder>
-            <w:docPart w:val="B2C933FF3D2D444A9796E44B6863F42E"/>
+            <w:docPart w:val="5116DE99664D430E9FF44F30D4FA7537"/>
           </w:placeholder>
         </w:sdtPr>
-        <w:sdtEndPr/>
         <w:sdtContent>
           <w:r>
-            <w:t>Pridruživanje čitalačkoj grupi</w:t>
+            <w:t>Razmjena sadržaja unutar grupe</w:t>
           </w:r>
         </w:sdtContent>
       </w:sdt>
@@ -1364,7 +1220,7 @@
           </w:rPr>
           <w:id w:val="726720986"/>
           <w:placeholder>
-            <w:docPart w:val="FA445E9E653D4C8DAA57703B7F153B07"/>
+            <w:docPart w:val="E9FEE6AF37F84F3CB593D4C569571E03"/>
           </w:placeholder>
           <w:dropDownList>
             <w:listItem w:value="Choose an item."/>
@@ -1375,7 +1231,6 @@
             <w:listItem w:displayText="Usluga sistema" w:value="Usluga sistema"/>
           </w:dropDownList>
         </w:sdtPr>
-        <w:sdtEndPr/>
         <w:sdtContent>
           <w:r>
             <w:rPr>
@@ -1455,19 +1310,22 @@
     <w:sdt>
       <w:sdtPr>
         <w:rPr>
-          <w:lang w:val="en-US"/>
+          <w:rFonts w:eastAsiaTheme="minorHAnsi" w:cstheme="minorBidi"/>
+          <w:noProof/>
+          <w:szCs w:val="22"/>
+          <w:lang w:val="en-US" w:eastAsia="en-US"/>
         </w:rPr>
         <w:id w:val="-1122309606"/>
         <w:placeholder>
-          <w:docPart w:val="B2C933FF3D2D444A9796E44B6863F42E"/>
+          <w:docPart w:val="5116DE99664D430E9FF44F30D4FA7537"/>
         </w:placeholder>
       </w:sdtPr>
       <w:sdtEndPr>
         <w:rPr>
-          <w:rFonts w:eastAsiaTheme="minorHAnsi" w:cstheme="minorBidi"/>
-          <w:noProof/>
-          <w:szCs w:val="22"/>
-          <w:lang w:eastAsia="en-US"/>
+          <w:rFonts w:eastAsia="Times New Roman" w:cs="Times New Roman"/>
+          <w:noProof w:val="0"/>
+          <w:szCs w:val="24"/>
+          <w:lang w:eastAsia="bs-Latn-BA"/>
         </w:rPr>
       </w:sdtEndPr>
       <w:sdtContent>
@@ -1477,16 +1335,8 @@
             <w:ind w:left="720"/>
           </w:pPr>
           <w:r>
-            <w:t>Korisnik može pregledati dostupne grupe i odabrati onu koja odgovara njegovim interesima. Nakon odabira, korisnik šalje zahtjev za pridruživanje ili se direktno pridružuje grupi. Sistem evidentira članstvo korisnika u odabranoj grupi. Korisnik nakon toga dobija pristup sadržaju i diskusijama unutar grupe. Ova funkcionalnost omogućava interakciju među korisnicima.</w:t>
+            <w:t>Korisnici unutar čitalačkih grupa mogu dijeliti sadržaje, uključujući knjige u PDF formatu i preporuke putem linkova. Sistem omogućava organizaciju diskusija vezanih za određene knjige. Korisnici mogu komentarisati i označavati dijelove unutar dokumenata. Sve aktivnosti su dostupne članovima grupe. Ova funkcionalnost omogućava interakciju i razmjenu znanja među korisnicima.</w:t>
           </w:r>
-        </w:p>
-        <w:p>
-          <w:pPr>
-            <w:ind w:left="720" w:firstLine="720"/>
-            <w:rPr>
-              <w:lang w:val="en-US"/>
-            </w:rPr>
-          </w:pPr>
         </w:p>
       </w:sdtContent>
     </w:sdt>
@@ -1528,13 +1378,12 @@
           </w:rPr>
           <w:id w:val="-1592161448"/>
           <w:placeholder>
-            <w:docPart w:val="E56E68EDB3414E4FA2DBF8183205C7FC"/>
+            <w:docPart w:val="F5A77729A7CF4D88A30AD51AF627001E"/>
           </w:placeholder>
         </w:sdtPr>
-        <w:sdtEndPr/>
         <w:sdtContent>
           <w:r>
-            <w:t>Chat komunikacija unutar grupe</w:t>
+            <w:t>Notifikacije o aktivnostima</w:t>
           </w:r>
         </w:sdtContent>
       </w:sdt>
@@ -1574,7 +1423,7 @@
           </w:rPr>
           <w:id w:val="-1842387690"/>
           <w:placeholder>
-            <w:docPart w:val="B4C83A80496A40F282E43D780DF835FC"/>
+            <w:docPart w:val="7C5B422972CE482FB774C28CA73E1F87"/>
           </w:placeholder>
           <w:dropDownList>
             <w:listItem w:value="Choose an item."/>
@@ -1585,7 +1434,6 @@
             <w:listItem w:displayText="Usluga sistema" w:value="Usluga sistema"/>
           </w:dropDownList>
         </w:sdtPr>
-        <w:sdtEndPr/>
         <w:sdtContent>
           <w:r>
             <w:rPr>
@@ -1662,37 +1510,17 @@
         <w:tab/>
       </w:r>
     </w:p>
-    <w:sdt>
-      <w:sdtPr>
-        <w:rPr>
-          <w:lang w:val="en-US"/>
-        </w:rPr>
-        <w:id w:val="347379663"/>
-        <w:placeholder>
-          <w:docPart w:val="E56E68EDB3414E4FA2DBF8183205C7FC"/>
-        </w:placeholder>
-      </w:sdtPr>
-      <w:sdtEndPr/>
-      <w:sdtContent>
-        <w:p>
-          <w:pPr>
-            <w:pStyle w:val="NormalWeb"/>
-            <w:ind w:left="720"/>
-          </w:pPr>
-          <w:r>
-            <w:t>Članovi grupe mogu razmjenjivati poruke putem chat sistema. Poruke se šalju i primaju u realnom vremenu ili sa vremenskim odmakom. Sistem omogućava kontinuiranu komunikaciju između korisnika. Sve poruke se pohranjuju i mogu se naknadno pregledati. Ova funkcionalnost podržava</w:t>
-          </w:r>
-          <w:r>
-            <w:t xml:space="preserve"> osnovnu svrhu sistema, odnosno</w:t>
-          </w:r>
-          <w:r>
-            <w:t xml:space="preserve"> diskusiju o knjigama.</w:t>
-          </w:r>
-        </w:p>
-      </w:sdtContent>
-    </w:sdt>
-    <w:p>
-      <w:pPr>
+    <w:p>
+      <w:pPr>
+        <w:ind w:left="720"/>
+      </w:pPr>
+      <w:r>
+        <w:t>Sistem šalje obavijesti korisnicima o novim aktivnostima u grupama, uključujući nove sadržaje i preporuke. Notifikacije se automatski generišu na osnovu događaja u sistemu. Korisnik ih može primati unutar aplikacije ili putem emaila. Ova funkcionalnost omogućava pravovremeno informisanje korisnika. Time se povećava angažman korisnika unutar sistema.</w:t>
+      </w:r>
+    </w:p>
+    <w:p>
+      <w:pPr>
+        <w:ind w:left="720"/>
         <w:rPr>
           <w:lang w:val="en-US"/>
         </w:rPr>
@@ -1729,13 +1557,12 @@
           </w:rPr>
           <w:id w:val="1978957553"/>
           <w:placeholder>
-            <w:docPart w:val="6E7724F72DAA46FD978E846722B8B784"/>
+            <w:docPart w:val="C1C23FEFB3C04C62AB517B9377C92C67"/>
           </w:placeholder>
         </w:sdtPr>
-        <w:sdtEndPr/>
         <w:sdtContent>
           <w:r>
-            <w:t>Kreiranje nove čitalačke grupe</w:t>
+            <w:t>Korištenje kamere i „Story“ objave</w:t>
           </w:r>
         </w:sdtContent>
       </w:sdt>
@@ -1775,7 +1602,7 @@
           </w:rPr>
           <w:id w:val="-1337225733"/>
           <w:placeholder>
-            <w:docPart w:val="C0B9FEB870354C67934FAB4663644D16"/>
+            <w:docPart w:val="CE269426A3504E83B1699C68F8F94935"/>
           </w:placeholder>
           <w:dropDownList>
             <w:listItem w:value="Choose an item."/>
@@ -1786,13 +1613,12 @@
             <w:listItem w:displayText="Usluga sistema" w:value="Usluga sistema"/>
           </w:dropDownList>
         </w:sdtPr>
-        <w:sdtEndPr/>
         <w:sdtContent>
           <w:r>
             <w:rPr>
               <w:lang w:val="en-US"/>
             </w:rPr>
-            <w:t>Usluga sistema</w:t>
+            <w:t>Korištenje vanjskog uređaja</w:t>
           </w:r>
         </w:sdtContent>
       </w:sdt>
@@ -1865,31 +1691,19 @@
     </w:p>
     <w:p>
       <w:pPr>
-        <w:ind w:left="720"/>
-      </w:pPr>
-      <w:r>
-        <w:t>Korisniku je, pored mogućnosti pridruživanja postojećim grupama, omogućeno i kreiranje nove čitalačke grupe. Prilikom kreiranja definiš</w:t>
-      </w:r>
-      <w:r>
-        <w:t>e</w:t>
-      </w:r>
-      <w:r>
-        <w:t xml:space="preserve"> se naziv grupe, opis i tematika. Sistem evidentira novu grupu i stavlja je na raspolaganje ostalim korisnicima. Kreator grupe preuzima ulogu administratora grupe</w:t>
-      </w:r>
-      <w:r>
-        <w:t xml:space="preserve">, </w:t>
-      </w:r>
-      <w:r>
-        <w:t xml:space="preserve">te mogućnost definisanja statusa grupe (privatna ili </w:t>
-      </w:r>
-      <w:r>
-        <w:lastRenderedPageBreak/>
-        <w:t>javna). Ova funkcionalnost omogućava širenje zajednice i organizaciju sadržaja unutar sistema.</w:t>
-      </w:r>
-    </w:p>
-    <w:p>
-      <w:pPr>
-        <w:ind w:left="720"/>
+        <w:pStyle w:val="ListParagraph"/>
+      </w:pPr>
+      <w:r>
+        <w:t>Aplikacija omogućava korisnicima korištenje kamere uređaja za kreiranje i dijeljenje vizuelnog sadržaja unutar sistema. Korisnici mogu fotografisati knjige koje trenutno čitaju, svoje bilješke, citate ili ambijent u kojem čitaju, te ih odmah objaviti na platformi. Sistem također omogućava postavljanje profilne slike korištenjem kamere uređaja ili učitavanjem postojeće slike. Objavljeni sadržaj može sadržavati kratak opis, a ostali korisnici ga mogu pregledati u okviru aplikacije. Ova funkcionalnost doprinosi personalizaciji profila i povećava dinamičnost interakcije među korisnicima.</w:t>
+      </w:r>
+    </w:p>
+    <w:p>
+      <w:pPr>
+        <w:pStyle w:val="ListParagraph"/>
+        <w:rPr>
+          <w:b/>
+          <w:lang w:val="en-US"/>
+        </w:rPr>
       </w:pPr>
     </w:p>
     <w:p>
@@ -1923,13 +1737,12 @@
           </w:rPr>
           <w:id w:val="-189378467"/>
           <w:placeholder>
-            <w:docPart w:val="EB8E31CA057243C1A783C68FC87DFF9B"/>
+            <w:docPart w:val="E026BBAFB3B8461DB2C6055B95CE5221"/>
           </w:placeholder>
         </w:sdtPr>
-        <w:sdtEndPr/>
         <w:sdtContent>
           <w:r>
-            <w:t>Notifikacije o aktivnostima</w:t>
+            <w:t>Objavljivanje članaka o knjigama</w:t>
           </w:r>
         </w:sdtContent>
       </w:sdt>
@@ -1944,7 +1757,7 @@
     </w:p>
     <w:p>
       <w:pPr>
-        <w:ind w:left="720"/>
+        <w:pStyle w:val="ListParagraph"/>
         <w:rPr>
           <w:lang w:val="en-US"/>
         </w:rPr>
@@ -1969,7 +1782,7 @@
           </w:rPr>
           <w:id w:val="-534038714"/>
           <w:placeholder>
-            <w:docPart w:val="73CBA978A0CA41568CEB976270B09936"/>
+            <w:docPart w:val="446E06A2457540D4ABE79D7E40D40E03"/>
           </w:placeholder>
           <w:dropDownList>
             <w:listItem w:value="Choose an item."/>
@@ -1980,13 +1793,12 @@
             <w:listItem w:displayText="Usluga sistema" w:value="Usluga sistema"/>
           </w:dropDownList>
         </w:sdtPr>
-        <w:sdtEndPr/>
         <w:sdtContent>
           <w:r>
             <w:rPr>
               <w:lang w:val="en-US"/>
             </w:rPr>
-            <w:t>Asinhrona operacija</w:t>
+            <w:t>Perzistencija podataka (CRUD operacija)</w:t>
           </w:r>
         </w:sdtContent>
       </w:sdt>
@@ -2057,305 +1869,41 @@
         <w:tab/>
       </w:r>
     </w:p>
-    <w:sdt>
-      <w:sdtPr>
-        <w:rPr>
-          <w:lang w:val="en-US"/>
-        </w:rPr>
-        <w:id w:val="1369724595"/>
-        <w:placeholder>
-          <w:docPart w:val="EB8E31CA057243C1A783C68FC87DFF9B"/>
-        </w:placeholder>
-      </w:sdtPr>
-      <w:sdtEndPr>
-        <w:rPr>
-          <w:rFonts w:eastAsiaTheme="minorHAnsi" w:cstheme="minorBidi"/>
-          <w:noProof/>
-          <w:szCs w:val="22"/>
-          <w:lang w:eastAsia="en-US"/>
-        </w:rPr>
-      </w:sdtEndPr>
-      <w:sdtContent>
-        <w:p>
-          <w:pPr>
-            <w:pStyle w:val="NormalWeb"/>
-            <w:ind w:left="720"/>
-          </w:pPr>
-          <w:r>
-            <w:t>Sistem šalje obavijesti korisnicima o novim porukama, aktivnostima u grupama</w:t>
-          </w:r>
-          <w:r>
-            <w:t>, kao i</w:t>
-          </w:r>
-          <w:r>
-            <w:t xml:space="preserve"> preporukama. Notifikacije se generišu automatski na osnovu događaja u sistemu. Korisnik ih može primati unutar aplikacije</w:t>
-          </w:r>
-          <w:r>
-            <w:t xml:space="preserve"> ili putem emaila navedenog prilikom registracije</w:t>
-          </w:r>
-          <w:r>
-            <w:t>. Ova funkcionalnost omogućava pravovremeno informisanje korisnika</w:t>
-          </w:r>
-          <w:r>
-            <w:t xml:space="preserve"> i t</w:t>
-          </w:r>
-          <w:r>
-            <w:t>ime povećava angažman korisnika.</w:t>
-          </w:r>
-        </w:p>
-        <w:p>
-          <w:pPr>
-            <w:ind w:firstLine="720"/>
-            <w:rPr>
-              <w:lang w:val="en-US"/>
-            </w:rPr>
-          </w:pPr>
-          <w:r>
-            <w:rPr>
-              <w:lang w:val="en-US"/>
-            </w:rPr>
-            <w:tab/>
-          </w:r>
-        </w:p>
-      </w:sdtContent>
-    </w:sdt>
-    <w:p>
-      <w:pPr>
-        <w:rPr>
-          <w:lang w:val="en-US"/>
-        </w:rPr>
-      </w:pPr>
-    </w:p>
-    <w:p>
-      <w:pPr>
-        <w:pStyle w:val="ListParagraph"/>
-        <w:numPr>
-          <w:ilvl w:val="0"/>
-          <w:numId w:val="3"/>
-        </w:numPr>
-        <w:rPr>
-          <w:lang w:val="en-US"/>
-        </w:rPr>
-      </w:pPr>
-      <w:r>
-        <w:rPr>
-          <w:b/>
-          <w:lang w:val="en-US"/>
-        </w:rPr>
-        <w:t>Naziv funkcionalnosti:</w:t>
-      </w:r>
-      <w:r>
-        <w:rPr>
-          <w:lang w:val="en-US"/>
-        </w:rPr>
-        <w:t xml:space="preserve"> </w:t>
-      </w:r>
+    <w:p>
+      <w:pPr>
+        <w:pStyle w:val="NormalWeb"/>
+        <w:ind w:left="720"/>
+        <w:rPr>
+          <w:lang w:val="en-US"/>
+        </w:rPr>
+      </w:pPr>
       <w:sdt>
         <w:sdtPr>
           <w:rPr>
-            <w:lang w:val="en-US"/>
+            <w:rFonts w:eastAsiaTheme="minorHAnsi" w:cstheme="minorBidi"/>
+            <w:noProof/>
+            <w:szCs w:val="22"/>
+            <w:lang w:val="en-US" w:eastAsia="en-US"/>
           </w:rPr>
-          <w:id w:val="1661657386"/>
+          <w:id w:val="1369724595"/>
           <w:placeholder>
-            <w:docPart w:val="23E92376F83D4558804440982CFD167E"/>
+            <w:docPart w:val="E026BBAFB3B8461DB2C6055B95CE5221"/>
           </w:placeholder>
         </w:sdtPr>
-        <w:sdtEndPr/>
+        <w:sdtEndPr>
+          <w:rPr>
+            <w:rFonts w:eastAsia="Times New Roman" w:cs="Times New Roman"/>
+            <w:noProof w:val="0"/>
+            <w:szCs w:val="24"/>
+            <w:lang w:eastAsia="bs-Latn-BA"/>
+          </w:rPr>
+        </w:sdtEndPr>
         <w:sdtContent>
           <w:r>
-            <w:t>Korištenje kamere za profilnu sliku</w:t>
+            <w:t>Korisnicima je omogućeno kreiranje, uređivanje i brisanje članaka vezanih za knjige koje su pročitali. Članak može sadržavati naslov, tekstualni sadržaj, ocjenu knjige, kao i opcionalne slike ili reference. Objavljeni članci mogu biti dostupni unutar odabrane čitalačke grupe ili globalno, u zavisnosti od postavki privatnosti. Sistem omogućava pregled liste članaka, kao i detaljan prikaz pojedinačnih objava. Ova funkcionalnost omogućava strukturiranu razmjenu mišljenja i iskustava među korisnicima.</w:t>
           </w:r>
         </w:sdtContent>
       </w:sdt>
-    </w:p>
-    <w:p>
-      <w:pPr>
-        <w:ind w:left="720"/>
-        <w:rPr>
-          <w:lang w:val="en-US"/>
-        </w:rPr>
-      </w:pPr>
-    </w:p>
-    <w:p>
-      <w:pPr>
-        <w:ind w:left="720"/>
-        <w:rPr>
-          <w:lang w:val="en-US"/>
-        </w:rPr>
-      </w:pPr>
-      <w:r>
-        <w:rPr>
-          <w:b/>
-          <w:lang w:val="en-US"/>
-        </w:rPr>
-        <w:t>Vrsta funkcionalnosti:</w:t>
-      </w:r>
-      <w:r>
-        <w:rPr>
-          <w:lang w:val="en-US"/>
-        </w:rPr>
-        <w:t xml:space="preserve"> </w:t>
-      </w:r>
-      <w:sdt>
-        <w:sdtPr>
-          <w:rPr>
-            <w:lang w:val="en-US"/>
-          </w:rPr>
-          <w:id w:val="495768873"/>
-          <w:placeholder>
-            <w:docPart w:val="C8136D75B65643C19ACA3969A485E86E"/>
-          </w:placeholder>
-          <w:dropDownList>
-            <w:listItem w:value="Choose an item."/>
-            <w:listItem w:displayText="Perzistencija podataka (CRUD operacija)" w:value="Perzistencija podataka (CRUD operacija)"/>
-            <w:listItem w:displayText="Korištenje vanjskog uređaja" w:value="Korištenje vanjskog uređaja"/>
-            <w:listItem w:displayText="Asinhrona operacija" w:value="Asinhrona operacija"/>
-            <w:listItem w:displayText="Operacija sa specifičnim algoritmom obrade" w:value="Operacija sa specifičnim algoritmom obrade"/>
-            <w:listItem w:displayText="Usluga sistema" w:value="Usluga sistema"/>
-          </w:dropDownList>
-        </w:sdtPr>
-        <w:sdtEndPr/>
-        <w:sdtContent>
-          <w:r>
-            <w:rPr>
-              <w:lang w:val="en-US"/>
-            </w:rPr>
-            <w:t>Korištenje vanjskog uređaja</w:t>
-          </w:r>
-        </w:sdtContent>
-      </w:sdt>
-    </w:p>
-    <w:p>
-      <w:pPr>
-        <w:rPr>
-          <w:lang w:val="en-US"/>
-        </w:rPr>
-      </w:pPr>
-    </w:p>
-    <w:p>
-      <w:pPr>
-        <w:ind w:left="720"/>
-        <w:rPr>
-          <w:lang w:val="en-US"/>
-        </w:rPr>
-      </w:pPr>
-      <w:r>
-        <w:rPr>
-          <w:b/>
-          <w:lang w:val="en-US"/>
-        </w:rPr>
-        <w:t>Opis funkcionalnosti:</w:t>
-      </w:r>
-    </w:p>
-    <w:p>
-      <w:pPr>
-        <w:ind w:left="720"/>
-        <w:rPr>
-          <w:lang w:val="en-US"/>
-        </w:rPr>
-      </w:pPr>
-    </w:p>
-    <w:p>
-      <w:pPr>
-        <w:ind w:left="720"/>
-        <w:rPr>
-          <w:i/>
-          <w:lang w:val="en-US"/>
-        </w:rPr>
-      </w:pPr>
-      <w:r>
-        <w:rPr>
-          <w:i/>
-          <w:lang w:val="en-US"/>
-        </w:rPr>
-        <w:t>Opisati način ostvarivanja funkcionalnosti sa maksimalno pet rečenica.</w:t>
-      </w:r>
-    </w:p>
-    <w:p>
-      <w:pPr>
-        <w:ind w:left="720"/>
-        <w:rPr>
-          <w:lang w:val="en-US"/>
-        </w:rPr>
-      </w:pPr>
-      <w:r>
-        <w:rPr>
-          <w:lang w:val="en-US"/>
-        </w:rPr>
-        <w:tab/>
-      </w:r>
-      <w:r>
-        <w:rPr>
-          <w:lang w:val="en-US"/>
-        </w:rPr>
-        <w:tab/>
-      </w:r>
-    </w:p>
-    <w:p>
-      <w:pPr>
-        <w:ind w:left="720"/>
-        <w:rPr>
-          <w:lang w:val="en-US"/>
-        </w:rPr>
-      </w:pPr>
-      <w:sdt>
-        <w:sdtPr>
-          <w:rPr>
-            <w:lang w:val="en-US"/>
-          </w:rPr>
-          <w:id w:val="1720161235"/>
-          <w:placeholder>
-            <w:docPart w:val="23E92376F83D4558804440982CFD167E"/>
-          </w:placeholder>
-        </w:sdtPr>
-        <w:sdtEndPr/>
-        <w:sdtContent>
-          <w:r>
-            <w:t xml:space="preserve">Korisnik može postaviti profilnu sliku korištenjem </w:t>
-          </w:r>
-          <w:r>
-            <w:t>kamere</w:t>
-          </w:r>
-          <w:r>
-            <w:t xml:space="preserve"> </w:t>
-          </w:r>
-          <w:r>
-            <w:t>uređaj</w:t>
-          </w:r>
-          <w:r>
-            <w:t>a</w:t>
-          </w:r>
-          <w:r>
-            <w:t xml:space="preserve"> </w:t>
-          </w:r>
-          <w:r>
-            <w:t>ili uploadom slike. Sistem pristupa kameri uz dozvolu korisnika. Snimljena ili odabrana slika se sprema u sistem. Ova funkcionalnost omogućava personalizaciju profila</w:t>
-          </w:r>
-          <w:r>
-            <w:t xml:space="preserve"> i </w:t>
-          </w:r>
-          <w:r>
-            <w:t>flekisbilnost pri odabiru profilne slike.</w:t>
-          </w:r>
-          <w:r>
-            <w:t xml:space="preserve"> </w:t>
-          </w:r>
-        </w:sdtContent>
-      </w:sdt>
-    </w:p>
-    <w:p>
-      <w:pPr>
-        <w:rPr>
-          <w:lang w:val="en-US"/>
-        </w:rPr>
-      </w:pPr>
-    </w:p>
-    <w:p>
-      <w:pPr>
-        <w:rPr>
-          <w:lang w:val="en-US"/>
-        </w:rPr>
-      </w:pPr>
       <w:r>
         <w:rPr>
           <w:lang w:val="en-US"/>
@@ -2397,14 +1945,7 @@
           <w:i/>
           <w:lang w:val="en-US"/>
         </w:rPr>
-        <w:t>Potrebno je navesti najmanje tri aktera sistema</w:t>
-      </w:r>
-      <w:r>
-        <w:rPr>
-          <w:i/>
-          <w:lang w:val="en-US"/>
-        </w:rPr>
-        <w:t>.</w:t>
+        <w:t>Potrebno je navesti najmanje tri aktera sistema.</w:t>
       </w:r>
     </w:p>
     <w:p>
@@ -2555,10 +2096,9 @@
           </w:rPr>
           <w:id w:val="-416864807"/>
           <w:placeholder>
-            <w:docPart w:val="DefaultPlaceholder_-1854013440"/>
+            <w:docPart w:val="BF293FB5E7874F57A958754A46774738"/>
           </w:placeholder>
         </w:sdtPr>
-        <w:sdtEndPr/>
         <w:sdtContent>
           <w:r>
             <w:rPr>
@@ -2603,7 +2143,7 @@
           </w:rPr>
           <w:id w:val="-2056537268"/>
           <w:placeholder>
-            <w:docPart w:val="DefaultPlaceholder_-1854013438"/>
+            <w:docPart w:val="CA428024887E461199ED0125B0C5E656"/>
           </w:placeholder>
           <w:dropDownList>
             <w:listItem w:value="Choose an item."/>
@@ -2612,7 +2152,6 @@
             <w:listItem w:displayText="Administrator" w:value="Administrator"/>
           </w:dropDownList>
         </w:sdtPr>
-        <w:sdtEndPr/>
         <w:sdtContent>
           <w:r>
             <w:rPr>
@@ -2747,12 +2286,12 @@
                 </w:rPr>
                 <w:id w:val="1462609538"/>
                 <w:placeholder>
-                  <w:docPart w:val="06663BFC5E9442FD91AAD10373DCFA1A"/>
+                  <w:docPart w:val="DD80BA4069334EF7B152E480A983D510"/>
                 </w:placeholder>
               </w:sdtPr>
               <w:sdtContent>
                 <w:r>
-                  <w:t>Registracija korisnika</w:t>
+                  <w:t xml:space="preserve">Registracija korisnika i upravljanje korisničkim profilom </w:t>
                 </w:r>
               </w:sdtContent>
             </w:sdt>
@@ -2765,7 +2304,7 @@
             </w:rPr>
             <w:id w:val="883748086"/>
             <w:placeholder>
-              <w:docPart w:val="DefaultPlaceholder_-1854013438"/>
+              <w:docPart w:val="CA428024887E461199ED0125B0C5E656"/>
             </w:placeholder>
             <w:dropDownList>
               <w:listItem w:value="Choose an item."/>
@@ -2773,7 +2312,6 @@
               <w:listItem w:displayText="Mogućnost uređivanja" w:value="Mogućnost uređivanja"/>
             </w:dropDownList>
           </w:sdtPr>
-          <w:sdtEndPr/>
           <w:sdtContent>
             <w:tc>
               <w:tcPr>
@@ -2815,10 +2353,9 @@
               </w:rPr>
               <w:id w:val="-1942675829"/>
               <w:placeholder>
-                <w:docPart w:val="6BC6CEAE8D254C14AEF1DBCDD9262A50"/>
+                <w:docPart w:val="7464BD9A09CA448F85352930D56A078F"/>
               </w:placeholder>
             </w:sdtPr>
-            <w:sdtEndPr/>
             <w:sdtContent>
               <w:p>
                 <w:pPr>
@@ -2842,12 +2379,12 @@
                     </w:rPr>
                     <w:id w:val="-2012286655"/>
                     <w:placeholder>
-                      <w:docPart w:val="555F713CF0E442BC803FBE499CAAED62"/>
+                      <w:docPart w:val="1EBD36A44DEF4C7980FF9D1A0AC7B826"/>
                     </w:placeholder>
                   </w:sdtPr>
                   <w:sdtContent>
                     <w:r>
-                      <w:t>Upravljanje korisničkim profilom</w:t>
+                      <w:t>Upravljanje čitalačkim grupama</w:t>
                     </w:r>
                   </w:sdtContent>
                 </w:sdt>
@@ -2862,7 +2399,7 @@
             </w:rPr>
             <w:id w:val="1769277006"/>
             <w:placeholder>
-              <w:docPart w:val="5166DF1738D745E8836585AEFE16AF0D"/>
+              <w:docPart w:val="9CB8DDD85C894098BE1CA11180CC03D0"/>
             </w:placeholder>
             <w:dropDownList>
               <w:listItem w:value="Choose an item."/>
@@ -2870,7 +2407,6 @@
               <w:listItem w:displayText="Mogućnost uređivanja" w:value="Mogućnost uređivanja"/>
             </w:dropDownList>
           </w:sdtPr>
-          <w:sdtEndPr/>
           <w:sdtContent>
             <w:tc>
               <w:tcPr>
@@ -2912,10 +2448,9 @@
               </w:rPr>
               <w:id w:val="-714118321"/>
               <w:placeholder>
-                <w:docPart w:val="2AFA83BBDAAF4AA28A880C0C4961B175"/>
+                <w:docPart w:val="6F29F002A7A84C6896EE58E17FF6B248"/>
               </w:placeholder>
             </w:sdtPr>
-            <w:sdtEndPr/>
             <w:sdtContent>
               <w:p>
                 <w:pPr>
@@ -2930,7 +2465,7 @@
                     <w:color w:val="808080" w:themeColor="background1" w:themeShade="80"/>
                     <w:lang w:val="en-US"/>
                   </w:rPr>
-                  <w:t xml:space="preserve">3, </w:t>
+                  <w:t xml:space="preserve">6, </w:t>
                 </w:r>
                 <w:sdt>
                   <w:sdtPr>
@@ -2939,13 +2474,26 @@
                     </w:rPr>
                     <w:id w:val="1129136819"/>
                     <w:placeholder>
-                      <w:docPart w:val="2949456F59414481915C21BDCE282089"/>
+                      <w:docPart w:val="A4BA33ED03D24EB0BED880AD334AE118"/>
                     </w:placeholder>
                   </w:sdtPr>
                   <w:sdtContent>
-                    <w:r>
-                      <w:t>Kreiranje nove čitalačke grupe</w:t>
-                    </w:r>
+                    <w:sdt>
+                      <w:sdtPr>
+                        <w:rPr>
+                          <w:lang w:val="en-US"/>
+                        </w:rPr>
+                        <w:id w:val="-1794444343"/>
+                        <w:placeholder>
+                          <w:docPart w:val="39B51FEDC1B347D0875A23419D891AF3"/>
+                        </w:placeholder>
+                      </w:sdtPr>
+                      <w:sdtContent>
+                        <w:r>
+                          <w:t>Korištenje kamere i „Story“ objave</w:t>
+                        </w:r>
+                      </w:sdtContent>
+                    </w:sdt>
                   </w:sdtContent>
                 </w:sdt>
               </w:p>
@@ -2959,7 +2507,7 @@
             </w:rPr>
             <w:id w:val="2090956590"/>
             <w:placeholder>
-              <w:docPart w:val="8AE4D63BAC5B4742B11E62B02E9A78AD"/>
+              <w:docPart w:val="9604BE0758FA48AAA2F007BCECE84DB7"/>
             </w:placeholder>
             <w:dropDownList>
               <w:listItem w:value="Choose an item."/>
@@ -2967,7 +2515,87 @@
               <w:listItem w:displayText="Mogućnost uređivanja" w:value="Mogućnost uređivanja"/>
             </w:dropDownList>
           </w:sdtPr>
-          <w:sdtEndPr/>
+          <w:sdtContent>
+            <w:tc>
+              <w:tcPr>
+                <w:tcW w:w="4050" w:type="dxa"/>
+                <w:vAlign w:val="center"/>
+              </w:tcPr>
+              <w:p>
+                <w:pPr>
+                  <w:jc w:val="left"/>
+                  <w:rPr>
+                    <w:lang w:val="en-US"/>
+                  </w:rPr>
+                </w:pPr>
+                <w:r>
+                  <w:rPr>
+                    <w:lang w:val="en-US"/>
+                  </w:rPr>
+                  <w:t>Mogućnost uređivanja</w:t>
+                </w:r>
+              </w:p>
+            </w:tc>
+          </w:sdtContent>
+        </w:sdt>
+      </w:tr>
+      <w:tr>
+        <w:trPr>
+          <w:trHeight w:val="620"/>
+        </w:trPr>
+        <w:tc>
+          <w:tcPr>
+            <w:tcW w:w="4500" w:type="dxa"/>
+            <w:vAlign w:val="center"/>
+          </w:tcPr>
+          <w:p>
+            <w:pPr>
+              <w:jc w:val="left"/>
+              <w:rPr>
+                <w:color w:val="808080" w:themeColor="background1" w:themeShade="80"/>
+                <w:lang w:val="en-US"/>
+              </w:rPr>
+            </w:pPr>
+            <w:r>
+              <w:rPr>
+                <w:color w:val="808080" w:themeColor="background1" w:themeShade="80"/>
+                <w:lang w:val="en-US"/>
+              </w:rPr>
+              <w:t xml:space="preserve">7, </w:t>
+            </w:r>
+            <w:sdt>
+              <w:sdtPr>
+                <w:rPr>
+                  <w:lang w:val="en-US"/>
+                </w:rPr>
+                <w:id w:val="1652950880"/>
+                <w:placeholder>
+                  <w:docPart w:val="095624D9699E4539B56749916C697BD7"/>
+                </w:placeholder>
+              </w:sdtPr>
+              <w:sdtContent>
+                <w:r>
+                  <w:t>Objavljivanje članaka o knjigama</w:t>
+                </w:r>
+              </w:sdtContent>
+            </w:sdt>
+          </w:p>
+        </w:tc>
+        <w:sdt>
+          <w:sdtPr>
+            <w:rPr>
+              <w:lang w:val="en-US"/>
+            </w:rPr>
+            <w:id w:val="1847587775"/>
+            <w:placeholder>
+              <w:docPart w:val="F53DCD564B4A43558513686F264B0491"/>
+            </w:placeholder>
+            <w:dropDownList>
+              <w:listItem w:value="Choose an item."/>
+              <w:listItem w:displayText="Mogućnost pregleda" w:value="Mogućnost pregleda"/>
+              <w:listItem w:displayText="Mogućnost uređivanja" w:value="Mogućnost uređivanja"/>
+            </w:dropDownList>
+          </w:sdtPr>
           <w:sdtContent>
             <w:tc>
               <w:tcPr>
@@ -3028,10 +2656,9 @@
           </w:rPr>
           <w:id w:val="181019611"/>
           <w:placeholder>
-            <w:docPart w:val="EC4963792A2646C4AB54E0E733866A4E"/>
+            <w:docPart w:val="0710B4C72B6B4F3BAB401A484B1597CB"/>
           </w:placeholder>
         </w:sdtPr>
-        <w:sdtEndPr/>
         <w:sdtContent>
           <w:r>
             <w:rPr>
@@ -3077,7 +2704,7 @@
           </w:rPr>
           <w:id w:val="-609820916"/>
           <w:placeholder>
-            <w:docPart w:val="F194CCA70C664931AAB8D817CDEA3578"/>
+            <w:docPart w:val="19DC206C8A8945F0B5F155CA692B40ED"/>
           </w:placeholder>
           <w:dropDownList>
             <w:listItem w:value="Choose an item."/>
@@ -3086,7 +2713,6 @@
             <w:listItem w:displayText="Administrator" w:value="Administrator"/>
           </w:dropDownList>
         </w:sdtPr>
-        <w:sdtEndPr/>
         <w:sdtContent>
           <w:r>
             <w:rPr>
@@ -3207,10 +2833,9 @@
               </w:rPr>
               <w:id w:val="929852542"/>
               <w:placeholder>
-                <w:docPart w:val="C0BEE5184EEB4BB5B1FF94AE89CA7B6E"/>
+                <w:docPart w:val="132175C2A45345908B28F345A2EA987A"/>
               </w:placeholder>
             </w:sdtPr>
-            <w:sdtEndPr/>
             <w:sdtContent>
               <w:p>
                 <w:pPr>
@@ -3225,7 +2850,7 @@
                     <w:color w:val="808080" w:themeColor="background1" w:themeShade="80"/>
                     <w:lang w:val="en-US"/>
                   </w:rPr>
-                  <w:t xml:space="preserve">5, </w:t>
+                  <w:t xml:space="preserve">4, </w:t>
                 </w:r>
                 <w:sdt>
                   <w:sdtPr>
@@ -3234,12 +2859,12 @@
                     </w:rPr>
                     <w:id w:val="-1776248588"/>
                     <w:placeholder>
-                      <w:docPart w:val="FF0CC878B758473A947B75D29D48DEE8"/>
+                      <w:docPart w:val="72B961B479E64126A3AC3D8F62521FFA"/>
                     </w:placeholder>
                   </w:sdtPr>
                   <w:sdtContent>
                     <w:r>
-                      <w:t>Chat komunikacija unutar grupe</w:t>
+                      <w:t>Razmjena sadržaja unutar grupe</w:t>
                     </w:r>
                   </w:sdtContent>
                 </w:sdt>
@@ -3254,7 +2879,7 @@
             </w:rPr>
             <w:id w:val="1857161120"/>
             <w:placeholder>
-              <w:docPart w:val="F194CCA70C664931AAB8D817CDEA3578"/>
+              <w:docPart w:val="19DC206C8A8945F0B5F155CA692B40ED"/>
             </w:placeholder>
             <w:dropDownList>
               <w:listItem w:value="Choose an item."/>
@@ -3262,7 +2887,6 @@
               <w:listItem w:displayText="Mogućnost uređivanja" w:value="Mogućnost uređivanja"/>
             </w:dropDownList>
           </w:sdtPr>
-          <w:sdtEndPr/>
           <w:sdtContent>
             <w:tc>
               <w:tcPr>
@@ -3304,10 +2928,9 @@
               </w:rPr>
               <w:id w:val="-1035655040"/>
               <w:placeholder>
-                <w:docPart w:val="7D3466FD1FA94235B51457305A82F7A5"/>
+                <w:docPart w:val="02E80FBC08D04C73A73D3F5053ABF933"/>
               </w:placeholder>
             </w:sdtPr>
-            <w:sdtEndPr/>
             <w:sdtContent>
               <w:p>
                 <w:pPr>
@@ -3320,7 +2943,14 @@
                     <w:color w:val="808080" w:themeColor="background1" w:themeShade="80"/>
                     <w:lang w:val="en-US"/>
                   </w:rPr>
-                  <w:t xml:space="preserve">6, </w:t>
+                  <w:t>5</w:t>
+                </w:r>
+                <w:r>
+                  <w:rPr>
+                    <w:color w:val="808080" w:themeColor="background1" w:themeShade="80"/>
+                    <w:lang w:val="en-US"/>
+                  </w:rPr>
+                  <w:t xml:space="preserve">, </w:t>
                 </w:r>
                 <w:sdt>
                   <w:sdtPr>
@@ -3329,12 +2959,12 @@
                     </w:rPr>
                     <w:id w:val="192744215"/>
                     <w:placeholder>
-                      <w:docPart w:val="96B2303DF77047EBAEFBF6D9DE6D7087"/>
+                      <w:docPart w:val="32FB776E5196430583CA312040245B4F"/>
                     </w:placeholder>
                   </w:sdtPr>
                   <w:sdtContent>
                     <w:r>
-                      <w:t>Kreiranje nove čitalačke grupe</w:t>
+                      <w:t>Notifikacije o aktivnostima</w:t>
                     </w:r>
                   </w:sdtContent>
                 </w:sdt>
@@ -3349,7 +2979,7 @@
             </w:rPr>
             <w:id w:val="322254701"/>
             <w:placeholder>
-              <w:docPart w:val="4488D085AA3947158EDFF9EF46237C5B"/>
+              <w:docPart w:val="CA37B7E090B447328824BDBEBBACB49A"/>
             </w:placeholder>
             <w:dropDownList>
               <w:listItem w:value="Choose an item."/>
@@ -3357,7 +2987,99 @@
               <w:listItem w:displayText="Mogućnost uređivanja" w:value="Mogućnost uređivanja"/>
             </w:dropDownList>
           </w:sdtPr>
-          <w:sdtEndPr/>
+          <w:sdtContent>
+            <w:tc>
+              <w:tcPr>
+                <w:tcW w:w="4050" w:type="dxa"/>
+                <w:vAlign w:val="center"/>
+              </w:tcPr>
+              <w:p>
+                <w:pPr>
+                  <w:jc w:val="left"/>
+                  <w:rPr>
+                    <w:lang w:val="en-US"/>
+                  </w:rPr>
+                </w:pPr>
+                <w:r>
+                  <w:rPr>
+                    <w:lang w:val="en-US"/>
+                  </w:rPr>
+                  <w:t>Mogućnost pregleda</w:t>
+                </w:r>
+              </w:p>
+            </w:tc>
+          </w:sdtContent>
+        </w:sdt>
+      </w:tr>
+      <w:tr>
+        <w:trPr>
+          <w:trHeight w:val="620"/>
+        </w:trPr>
+        <w:tc>
+          <w:tcPr>
+            <w:tcW w:w="4500" w:type="dxa"/>
+            <w:vAlign w:val="center"/>
+          </w:tcPr>
+          <w:sdt>
+            <w:sdtPr>
+              <w:rPr>
+                <w:color w:val="808080" w:themeColor="background1" w:themeShade="80"/>
+                <w:lang w:val="en-US"/>
+              </w:rPr>
+              <w:id w:val="-1316793821"/>
+              <w:placeholder>
+                <w:docPart w:val="6D33DC8CB32747DC9116CA995E1AE594"/>
+              </w:placeholder>
+            </w:sdtPr>
+            <w:sdtContent>
+              <w:p>
+                <w:pPr>
+                  <w:rPr>
+                    <w:lang w:val="en-US"/>
+                  </w:rPr>
+                </w:pPr>
+                <w:r>
+                  <w:rPr>
+                    <w:color w:val="808080" w:themeColor="background1" w:themeShade="80"/>
+                    <w:lang w:val="en-US"/>
+                  </w:rPr>
+                  <w:t xml:space="preserve">7, </w:t>
+                </w:r>
+                <w:sdt>
+                  <w:sdtPr>
+                    <w:rPr>
+                      <w:lang w:val="en-US"/>
+                    </w:rPr>
+                    <w:id w:val="-1520156108"/>
+                    <w:placeholder>
+                      <w:docPart w:val="910716B14F1545CE80827BB6CD5CCCF5"/>
+                    </w:placeholder>
+                  </w:sdtPr>
+                  <w:sdtContent>
+                    <w:r>
+                      <w:t>Objavljivanje članaka o knjigama</w:t>
+                    </w:r>
+                  </w:sdtContent>
+                </w:sdt>
+              </w:p>
+            </w:sdtContent>
+          </w:sdt>
+        </w:tc>
+        <w:sdt>
+          <w:sdtPr>
+            <w:rPr>
+              <w:lang w:val="en-US"/>
+            </w:rPr>
+            <w:id w:val="1390143607"/>
+            <w:placeholder>
+              <w:docPart w:val="A36F0D141B3A438C807399A15500A24E"/>
+            </w:placeholder>
+            <w:dropDownList>
+              <w:listItem w:value="Choose an item."/>
+              <w:listItem w:displayText="Mogućnost pregleda" w:value="Mogućnost pregleda"/>
+              <w:listItem w:displayText="Mogućnost uređivanja" w:value="Mogućnost uređivanja"/>
+            </w:dropDownList>
+          </w:sdtPr>
           <w:sdtContent>
             <w:tc>
               <w:tcPr>
@@ -3382,101 +3104,6 @@
           </w:sdtContent>
         </w:sdt>
       </w:tr>
-      <w:tr>
-        <w:trPr>
-          <w:trHeight w:val="620"/>
-        </w:trPr>
-        <w:tc>
-          <w:tcPr>
-            <w:tcW w:w="4500" w:type="dxa"/>
-            <w:vAlign w:val="center"/>
-          </w:tcPr>
-          <w:sdt>
-            <w:sdtPr>
-              <w:rPr>
-                <w:color w:val="808080" w:themeColor="background1" w:themeShade="80"/>
-                <w:lang w:val="en-US"/>
-              </w:rPr>
-              <w:id w:val="-1316793821"/>
-              <w:placeholder>
-                <w:docPart w:val="088CEE9227A24D438C64429C0DB34F31"/>
-              </w:placeholder>
-            </w:sdtPr>
-            <w:sdtEndPr/>
-            <w:sdtContent>
-              <w:p>
-                <w:pPr>
-                  <w:rPr>
-                    <w:lang w:val="en-US"/>
-                  </w:rPr>
-                </w:pPr>
-                <w:r>
-                  <w:rPr>
-                    <w:color w:val="808080" w:themeColor="background1" w:themeShade="80"/>
-                    <w:lang w:val="en-US"/>
-                  </w:rPr>
-                  <w:t xml:space="preserve">7, </w:t>
-                </w:r>
-                <w:sdt>
-                  <w:sdtPr>
-                    <w:rPr>
-                      <w:lang w:val="en-US"/>
-                    </w:rPr>
-                    <w:id w:val="-1520156108"/>
-                    <w:placeholder>
-                      <w:docPart w:val="A67BBB55B762487D95144DDD1D4F5005"/>
-                    </w:placeholder>
-                  </w:sdtPr>
-                  <w:sdtContent>
-                    <w:r>
-                      <w:t>Notifikacije o aktivnostima</w:t>
-                    </w:r>
-                  </w:sdtContent>
-                </w:sdt>
-              </w:p>
-            </w:sdtContent>
-          </w:sdt>
-        </w:tc>
-        <w:sdt>
-          <w:sdtPr>
-            <w:rPr>
-              <w:lang w:val="en-US"/>
-            </w:rPr>
-            <w:id w:val="1390143607"/>
-            <w:placeholder>
-              <w:docPart w:val="9E282A33D2D34EA2BB19239C8F1D69AD"/>
-            </w:placeholder>
-            <w:dropDownList>
-              <w:listItem w:value="Choose an item."/>
-              <w:listItem w:displayText="Mogućnost pregleda" w:value="Mogućnost pregleda"/>
-              <w:listItem w:displayText="Mogućnost uređivanja" w:value="Mogućnost uređivanja"/>
-            </w:dropDownList>
-          </w:sdtPr>
-          <w:sdtEndPr/>
-          <w:sdtContent>
-            <w:tc>
-              <w:tcPr>
-                <w:tcW w:w="4050" w:type="dxa"/>
-                <w:vAlign w:val="center"/>
-              </w:tcPr>
-              <w:p>
-                <w:pPr>
-                  <w:jc w:val="left"/>
-                  <w:rPr>
-                    <w:lang w:val="en-US"/>
-                  </w:rPr>
-                </w:pPr>
-                <w:r>
-                  <w:rPr>
-                    <w:lang w:val="en-US"/>
-                  </w:rPr>
-                  <w:t>Mogućnost pregleda</w:t>
-                </w:r>
-              </w:p>
-            </w:tc>
-          </w:sdtContent>
-        </w:sdt>
-      </w:tr>
     </w:tbl>
     <w:p>
       <w:pPr>
@@ -3513,10 +3140,9 @@
           </w:rPr>
           <w:id w:val="652723886"/>
           <w:placeholder>
-            <w:docPart w:val="43A3621F8D6C4D83B8798A9F3418C48E"/>
+            <w:docPart w:val="5603AF710620499493E218B80D75A93A"/>
           </w:placeholder>
         </w:sdtPr>
-        <w:sdtEndPr/>
         <w:sdtContent>
           <w:r>
             <w:t>Administrator sistema</w:t>
@@ -3559,7 +3185,7 @@
           </w:rPr>
           <w:id w:val="1827926850"/>
           <w:placeholder>
-            <w:docPart w:val="D86443157EBF4D5A90F2525C29294A73"/>
+            <w:docPart w:val="FD46E793D92944A6803F2C86EF97F131"/>
           </w:placeholder>
           <w:dropDownList>
             <w:listItem w:value="Choose an item."/>
@@ -3568,7 +3194,6 @@
             <w:listItem w:displayText="Administrator" w:value="Administrator"/>
           </w:dropDownList>
         </w:sdtPr>
-        <w:sdtEndPr/>
         <w:sdtContent>
           <w:r>
             <w:rPr>
@@ -3600,7 +3225,6 @@
           <w:b/>
           <w:lang w:val="en-US"/>
         </w:rPr>
-        <w:lastRenderedPageBreak/>
         <w:t>Funkcionalnosti u kojima akter učestvuje:</w:t>
       </w:r>
     </w:p>
@@ -3691,10 +3315,9 @@
               </w:rPr>
               <w:id w:val="-1987542296"/>
               <w:placeholder>
-                <w:docPart w:val="1A3C5F832A1549DFA1201154E59AB2AE"/>
+                <w:docPart w:val="084DDB214BE849E0B0A207D3C0EAB35F"/>
               </w:placeholder>
             </w:sdtPr>
-            <w:sdtEndPr/>
             <w:sdtContent>
               <w:p>
                 <w:pPr>
@@ -3709,10 +3332,10 @@
                     <w:color w:val="808080" w:themeColor="background1" w:themeShade="80"/>
                     <w:lang w:val="en-US"/>
                   </w:rPr>
-                  <w:t xml:space="preserve">2, </w:t>
+                  <w:t xml:space="preserve">1, </w:t>
                 </w:r>
                 <w:r>
-                  <w:t>Upravljanje korisničkim profilom</w:t>
+                  <w:t>Registracija i upravljanje korisničkim profilom</w:t>
                 </w:r>
               </w:p>
             </w:sdtContent>
@@ -3725,7 +3348,7 @@
             </w:rPr>
             <w:id w:val="1581096775"/>
             <w:placeholder>
-              <w:docPart w:val="D86443157EBF4D5A90F2525C29294A73"/>
+              <w:docPart w:val="FD46E793D92944A6803F2C86EF97F131"/>
             </w:placeholder>
             <w:dropDownList>
               <w:listItem w:value="Choose an item."/>
@@ -3733,7 +3356,6 @@
               <w:listItem w:displayText="Mogućnost uređivanja" w:value="Mogućnost uređivanja"/>
             </w:dropDownList>
           </w:sdtPr>
-          <w:sdtEndPr/>
           <w:sdtContent>
             <w:tc>
               <w:tcPr>
@@ -3775,10 +3397,9 @@
               </w:rPr>
               <w:id w:val="-993174230"/>
               <w:placeholder>
-                <w:docPart w:val="8BB7265883ED49F0A76C3F5BE12A8602"/>
+                <w:docPart w:val="7FE5F6A5D65447FFBC4BCDC1F3E8DBE0"/>
               </w:placeholder>
             </w:sdtPr>
-            <w:sdtEndPr/>
             <w:sdtContent>
               <w:p>
                 <w:pPr>
@@ -3793,10 +3414,10 @@
                     <w:color w:val="808080" w:themeColor="background1" w:themeShade="80"/>
                     <w:lang w:val="en-US"/>
                   </w:rPr>
-                  <w:t xml:space="preserve">6, </w:t>
+                  <w:t xml:space="preserve">2, </w:t>
                 </w:r>
                 <w:r>
-                  <w:t>Kreiranje nove čitalačke grupe</w:t>
+                  <w:t>Upravljanje čitalačkim grupama</w:t>
                 </w:r>
               </w:p>
             </w:sdtContent>
@@ -3809,7 +3430,7 @@
             </w:rPr>
             <w:id w:val="1615333372"/>
             <w:placeholder>
-              <w:docPart w:val="58214C2997B948B7A9FF774F7EDFFADF"/>
+              <w:docPart w:val="7243BC0B1C2840CCB955965BF3AB4881"/>
             </w:placeholder>
             <w:dropDownList>
               <w:listItem w:value="Choose an item."/>
@@ -3817,7 +3438,6 @@
               <w:listItem w:displayText="Mogućnost uređivanja" w:value="Mogućnost uređivanja"/>
             </w:dropDownList>
           </w:sdtPr>
-          <w:sdtEndPr/>
           <w:sdtContent>
             <w:tc>
               <w:tcPr>
@@ -3859,10 +3479,9 @@
               </w:rPr>
               <w:id w:val="-1810322413"/>
               <w:placeholder>
-                <w:docPart w:val="00B5275163D44AF394077F9E4C4EBFE4"/>
+                <w:docPart w:val="FCD27A2AE4BA42E2A01315EBBA06AAC3"/>
               </w:placeholder>
             </w:sdtPr>
-            <w:sdtEndPr/>
             <w:sdtContent>
               <w:p>
                 <w:pPr>
@@ -3877,7 +3496,7 @@
                     <w:color w:val="808080" w:themeColor="background1" w:themeShade="80"/>
                     <w:lang w:val="en-US"/>
                   </w:rPr>
-                  <w:t xml:space="preserve">7, </w:t>
+                  <w:t xml:space="preserve">5, </w:t>
                 </w:r>
                 <w:r>
                   <w:t>Notifikacije o aktivnostima</w:t>
@@ -3893,7 +3512,7 @@
             </w:rPr>
             <w:id w:val="-1155906519"/>
             <w:placeholder>
-              <w:docPart w:val="8061A521E5F440C28627FDE5878D6B9B"/>
+              <w:docPart w:val="D06297ADDEB0443A8076A878E71BB3D2"/>
             </w:placeholder>
             <w:dropDownList>
               <w:listItem w:value="Choose an item."/>
@@ -3901,7 +3520,6 @@
               <w:listItem w:displayText="Mogućnost uređivanja" w:value="Mogućnost uređivanja"/>
             </w:dropDownList>
           </w:sdtPr>
-          <w:sdtEndPr/>
           <w:sdtContent>
             <w:tc>
               <w:tcPr>
@@ -3944,33 +3562,18 @@
           <w:lang w:val="en-US"/>
         </w:rPr>
       </w:pPr>
+    </w:p>
+    <w:p>
+      <w:pPr>
+        <w:spacing w:after="160" w:line="259" w:lineRule="auto"/>
+        <w:jc w:val="left"/>
+        <w:rPr>
+          <w:color w:val="808080" w:themeColor="background1" w:themeShade="80"/>
+          <w:lang w:val="en-US"/>
+        </w:rPr>
+      </w:pPr>
       <w:bookmarkStart w:id="0" w:name="_GoBack"/>
       <w:bookmarkEnd w:id="0"/>
-    </w:p>
-    <w:p>
-      <w:pPr>
-        <w:spacing w:after="160" w:line="259" w:lineRule="auto"/>
-        <w:jc w:val="left"/>
-        <w:rPr>
-          <w:color w:val="808080" w:themeColor="background1" w:themeShade="80"/>
-          <w:lang w:val="en-US"/>
-        </w:rPr>
-      </w:pPr>
-      <w:r>
-        <w:rPr>
-          <w:color w:val="808080" w:themeColor="background1" w:themeShade="80"/>
-          <w:lang w:val="en-US"/>
-        </w:rPr>
-        <w:br w:type="page"/>
-      </w:r>
-    </w:p>
-    <w:p>
-      <w:pPr>
-        <w:ind w:left="360"/>
-        <w:rPr>
-          <w:lang w:val="en-US"/>
-        </w:rPr>
-      </w:pPr>
     </w:p>
     <w:sectPr>
       <w:headerReference w:type="default" r:id="rId7"/>
@@ -6160,7 +5763,7 @@
   <w:docParts>
     <w:docPart>
       <w:docPartPr>
-        <w:name w:val="DefaultPlaceholder_-1854013440"/>
+        <w:name w:val="BF293FB5E7874F57A958754A46774738"/>
         <w:category>
           <w:name w:val="General"/>
           <w:gallery w:val="placeholder"/>
@@ -6171,38 +5774,12 @@
         <w:behaviors>
           <w:behavior w:val="content"/>
         </w:behaviors>
-        <w:guid w:val="{DFA8E756-5DFC-455C-B35D-F9FB0AC37C77}"/>
-      </w:docPartPr>
-      <w:docPartBody>
-        <w:p>
-          <w:r>
-            <w:rPr>
-              <w:rStyle w:val="PlaceholderText"/>
-            </w:rPr>
-            <w:t>Click or tap here to enter text.</w:t>
-          </w:r>
-        </w:p>
-      </w:docPartBody>
-    </w:docPart>
-    <w:docPart>
-      <w:docPartPr>
-        <w:name w:val="ACD036B6CAE4452ABA1FACF39B64B057"/>
-        <w:category>
-          <w:name w:val="General"/>
-          <w:gallery w:val="placeholder"/>
-        </w:category>
-        <w:types>
-          <w:type w:val="bbPlcHdr"/>
-        </w:types>
-        <w:behaviors>
-          <w:behavior w:val="content"/>
-        </w:behaviors>
-        <w:guid w:val="{49798BD7-8DF4-482D-A0C2-62B824A015B0}"/>
+        <w:guid w:val="{FCC47C44-C7D5-4B68-B5F5-71DC25B54455}"/>
       </w:docPartPr>
       <w:docPartBody>
         <w:p>
           <w:pPr>
-            <w:pStyle w:val="ACD036B6CAE4452ABA1FACF39B64B057"/>
+            <w:pStyle w:val="BF293FB5E7874F57A958754A46774738"/>
           </w:pPr>
           <w:r>
             <w:rPr>
@@ -6215,7 +5792,7 @@
     </w:docPart>
     <w:docPart>
       <w:docPartPr>
-        <w:name w:val="6BC6CEAE8D254C14AEF1DBCDD9262A50"/>
+        <w:name w:val="FD7F8F75CFAB493ABE102DA4F0549F8E"/>
         <w:category>
           <w:name w:val="General"/>
           <w:gallery w:val="placeholder"/>
@@ -6226,12 +5803,12 @@
         <w:behaviors>
           <w:behavior w:val="content"/>
         </w:behaviors>
-        <w:guid w:val="{60DA2251-CBF8-4D46-ACC1-8D1DA4C49F2F}"/>
+        <w:guid w:val="{E7A00D53-67AD-4E0B-A780-36E4337928A2}"/>
       </w:docPartPr>
       <w:docPartBody>
         <w:p>
           <w:pPr>
-            <w:pStyle w:val="6BC6CEAE8D254C14AEF1DBCDD9262A50"/>
+            <w:pStyle w:val="FD7F8F75CFAB493ABE102DA4F0549F8E"/>
           </w:pPr>
           <w:r>
             <w:rPr>
@@ -6244,7 +5821,7 @@
     </w:docPart>
     <w:docPart>
       <w:docPartPr>
-        <w:name w:val="2AFA83BBDAAF4AA28A880C0C4961B175"/>
+        <w:name w:val="7BC3ABCF7CDB4838B18FE2DC50DC4D62"/>
         <w:category>
           <w:name w:val="General"/>
           <w:gallery w:val="placeholder"/>
@@ -6255,12 +5832,12 @@
         <w:behaviors>
           <w:behavior w:val="content"/>
         </w:behaviors>
-        <w:guid w:val="{75BDC1D0-2D65-4044-88F8-21D3A2DBE143}"/>
+        <w:guid w:val="{AFDB7DB9-F7DC-4675-BE08-14BAB589C550}"/>
       </w:docPartPr>
       <w:docPartBody>
         <w:p>
           <w:pPr>
-            <w:pStyle w:val="2AFA83BBDAAF4AA28A880C0C4961B175"/>
+            <w:pStyle w:val="7BC3ABCF7CDB4838B18FE2DC50DC4D62"/>
           </w:pPr>
           <w:r>
             <w:rPr>
@@ -6273,7 +5850,7 @@
     </w:docPart>
     <w:docPart>
       <w:docPartPr>
-        <w:name w:val="9C88C730D5204631AA408D5788907320"/>
+        <w:name w:val="C6A39363880449929658BE0C314A8487"/>
         <w:category>
           <w:name w:val="General"/>
           <w:gallery w:val="placeholder"/>
@@ -6284,12 +5861,12 @@
         <w:behaviors>
           <w:behavior w:val="content"/>
         </w:behaviors>
-        <w:guid w:val="{B474A4BD-0E3F-4397-9AAC-F0A50800FE9E}"/>
+        <w:guid w:val="{D4A6ABD9-9BB8-455F-95D6-824F09F116EB}"/>
       </w:docPartPr>
       <w:docPartBody>
         <w:p>
           <w:pPr>
-            <w:pStyle w:val="9C88C730D5204631AA408D5788907320"/>
+            <w:pStyle w:val="C6A39363880449929658BE0C314A8487"/>
           </w:pPr>
           <w:r>
             <w:rPr>
@@ -6302,7 +5879,7 @@
     </w:docPart>
     <w:docPart>
       <w:docPartPr>
-        <w:name w:val="6E0B6B74861B43E38D1C6F2408DE184E"/>
+        <w:name w:val="47D07AD8E3C94B3DA8B0405CDFD4BFDD"/>
         <w:category>
           <w:name w:val="General"/>
           <w:gallery w:val="placeholder"/>
@@ -6313,12 +5890,41 @@
         <w:behaviors>
           <w:behavior w:val="content"/>
         </w:behaviors>
-        <w:guid w:val="{D8E5279D-0CA5-4975-B5E2-129BEC2D9DD5}"/>
+        <w:guid w:val="{31848111-156C-4178-9799-561A6A56D3B1}"/>
       </w:docPartPr>
       <w:docPartBody>
         <w:p>
           <w:pPr>
-            <w:pStyle w:val="6E0B6B74861B43E38D1C6F2408DE184E"/>
+            <w:pStyle w:val="47D07AD8E3C94B3DA8B0405CDFD4BFDD"/>
+          </w:pPr>
+          <w:r>
+            <w:rPr>
+              <w:rStyle w:val="PlaceholderText"/>
+            </w:rPr>
+            <w:t>Choose an item.</w:t>
+          </w:r>
+        </w:p>
+      </w:docPartBody>
+    </w:docPart>
+    <w:docPart>
+      <w:docPartPr>
+        <w:name w:val="FFDE8B7F9BA14EA6BCADDA1AF223BB1B"/>
+        <w:category>
+          <w:name w:val="General"/>
+          <w:gallery w:val="placeholder"/>
+        </w:category>
+        <w:types>
+          <w:type w:val="bbPlcHdr"/>
+        </w:types>
+        <w:behaviors>
+          <w:behavior w:val="content"/>
+        </w:behaviors>
+        <w:guid w:val="{38139F55-FCF7-4BAB-9401-4CDBA48E6B1F}"/>
+      </w:docPartPr>
+      <w:docPartBody>
+        <w:p>
+          <w:pPr>
+            <w:pStyle w:val="FFDE8B7F9BA14EA6BCADDA1AF223BB1B"/>
           </w:pPr>
           <w:r>
             <w:rPr>
@@ -6331,7 +5937,7 @@
     </w:docPart>
     <w:docPart>
       <w:docPartPr>
-        <w:name w:val="ABB723B1E48B4C42964D2C4640102F96"/>
+        <w:name w:val="E13B8E0519D44FDFB957A8978FDB0A02"/>
         <w:category>
           <w:name w:val="General"/>
           <w:gallery w:val="placeholder"/>
@@ -6342,12 +5948,41 @@
         <w:behaviors>
           <w:behavior w:val="content"/>
         </w:behaviors>
-        <w:guid w:val="{B3E00C55-FF7A-4031-9E25-D88A2822ACE8}"/>
+        <w:guid w:val="{BE899AF8-6588-4DF4-A1D7-186ADCB743C6}"/>
       </w:docPartPr>
       <w:docPartBody>
         <w:p>
           <w:pPr>
-            <w:pStyle w:val="ABB723B1E48B4C42964D2C4640102F96"/>
+            <w:pStyle w:val="E13B8E0519D44FDFB957A8978FDB0A02"/>
+          </w:pPr>
+          <w:r>
+            <w:rPr>
+              <w:rStyle w:val="PlaceholderText"/>
+            </w:rPr>
+            <w:t>Choose an item.</w:t>
+          </w:r>
+        </w:p>
+      </w:docPartBody>
+    </w:docPart>
+    <w:docPart>
+      <w:docPartPr>
+        <w:name w:val="B6995367123A4F068A2C549231AED5E9"/>
+        <w:category>
+          <w:name w:val="General"/>
+          <w:gallery w:val="placeholder"/>
+        </w:category>
+        <w:types>
+          <w:type w:val="bbPlcHdr"/>
+        </w:types>
+        <w:behaviors>
+          <w:behavior w:val="content"/>
+        </w:behaviors>
+        <w:guid w:val="{8411D5C9-8E86-437D-A835-2A49F5698857}"/>
+      </w:docPartPr>
+      <w:docPartBody>
+        <w:p>
+          <w:pPr>
+            <w:pStyle w:val="B6995367123A4F068A2C549231AED5E9"/>
           </w:pPr>
           <w:r>
             <w:rPr>
@@ -6360,7 +5995,7 @@
     </w:docPart>
     <w:docPart>
       <w:docPartPr>
-        <w:name w:val="B2C933FF3D2D444A9796E44B6863F42E"/>
+        <w:name w:val="787179945AE246C9BCFA633F7A3A3887"/>
         <w:category>
           <w:name w:val="General"/>
           <w:gallery w:val="placeholder"/>
@@ -6371,12 +6006,41 @@
         <w:behaviors>
           <w:behavior w:val="content"/>
         </w:behaviors>
-        <w:guid w:val="{01080F1B-DD78-47F3-B92F-B3B06C06F860}"/>
+        <w:guid w:val="{A8DF6826-BCC8-46C5-8204-566677551DFF}"/>
       </w:docPartPr>
       <w:docPartBody>
         <w:p>
           <w:pPr>
-            <w:pStyle w:val="B2C933FF3D2D444A9796E44B6863F42E"/>
+            <w:pStyle w:val="787179945AE246C9BCFA633F7A3A3887"/>
+          </w:pPr>
+          <w:r>
+            <w:rPr>
+              <w:rStyle w:val="PlaceholderText"/>
+            </w:rPr>
+            <w:t>Choose an item.</w:t>
+          </w:r>
+        </w:p>
+      </w:docPartBody>
+    </w:docPart>
+    <w:docPart>
+      <w:docPartPr>
+        <w:name w:val="5116DE99664D430E9FF44F30D4FA7537"/>
+        <w:category>
+          <w:name w:val="General"/>
+          <w:gallery w:val="placeholder"/>
+        </w:category>
+        <w:types>
+          <w:type w:val="bbPlcHdr"/>
+        </w:types>
+        <w:behaviors>
+          <w:behavior w:val="content"/>
+        </w:behaviors>
+        <w:guid w:val="{E7582ECE-CE5E-4A38-9C3A-996820CAE310}"/>
+      </w:docPartPr>
+      <w:docPartBody>
+        <w:p>
+          <w:pPr>
+            <w:pStyle w:val="5116DE99664D430E9FF44F30D4FA7537"/>
           </w:pPr>
           <w:r>
             <w:rPr>
@@ -6389,7 +6053,7 @@
     </w:docPart>
     <w:docPart>
       <w:docPartPr>
-        <w:name w:val="E56E68EDB3414E4FA2DBF8183205C7FC"/>
+        <w:name w:val="E9FEE6AF37F84F3CB593D4C569571E03"/>
         <w:category>
           <w:name w:val="General"/>
           <w:gallery w:val="placeholder"/>
@@ -6400,12 +6064,41 @@
         <w:behaviors>
           <w:behavior w:val="content"/>
         </w:behaviors>
-        <w:guid w:val="{45FEB6BC-70A4-40EA-91F6-77EB3886015B}"/>
+        <w:guid w:val="{FB5B3405-5B72-4678-9973-E681064B4A21}"/>
       </w:docPartPr>
       <w:docPartBody>
         <w:p>
           <w:pPr>
-            <w:pStyle w:val="E56E68EDB3414E4FA2DBF8183205C7FC"/>
+            <w:pStyle w:val="E9FEE6AF37F84F3CB593D4C569571E03"/>
+          </w:pPr>
+          <w:r>
+            <w:rPr>
+              <w:rStyle w:val="PlaceholderText"/>
+            </w:rPr>
+            <w:t>Choose an item.</w:t>
+          </w:r>
+        </w:p>
+      </w:docPartBody>
+    </w:docPart>
+    <w:docPart>
+      <w:docPartPr>
+        <w:name w:val="F5A77729A7CF4D88A30AD51AF627001E"/>
+        <w:category>
+          <w:name w:val="General"/>
+          <w:gallery w:val="placeholder"/>
+        </w:category>
+        <w:types>
+          <w:type w:val="bbPlcHdr"/>
+        </w:types>
+        <w:behaviors>
+          <w:behavior w:val="content"/>
+        </w:behaviors>
+        <w:guid w:val="{B6B9A5E1-F973-4B7C-A587-A11FDDE044F1}"/>
+      </w:docPartPr>
+      <w:docPartBody>
+        <w:p>
+          <w:pPr>
+            <w:pStyle w:val="F5A77729A7CF4D88A30AD51AF627001E"/>
           </w:pPr>
           <w:r>
             <w:rPr>
@@ -6418,7 +6111,7 @@
     </w:docPart>
     <w:docPart>
       <w:docPartPr>
-        <w:name w:val="6E7724F72DAA46FD978E846722B8B784"/>
+        <w:name w:val="7C5B422972CE482FB774C28CA73E1F87"/>
         <w:category>
           <w:name w:val="General"/>
           <w:gallery w:val="placeholder"/>
@@ -6429,12 +6122,41 @@
         <w:behaviors>
           <w:behavior w:val="content"/>
         </w:behaviors>
-        <w:guid w:val="{E99DBF09-793B-4A43-936B-3B7E7987F908}"/>
+        <w:guid w:val="{A4908215-C995-4580-9A23-767A0EC2AD44}"/>
       </w:docPartPr>
       <w:docPartBody>
         <w:p>
           <w:pPr>
-            <w:pStyle w:val="6E7724F72DAA46FD978E846722B8B784"/>
+            <w:pStyle w:val="7C5B422972CE482FB774C28CA73E1F87"/>
+          </w:pPr>
+          <w:r>
+            <w:rPr>
+              <w:rStyle w:val="PlaceholderText"/>
+            </w:rPr>
+            <w:t>Choose an item.</w:t>
+          </w:r>
+        </w:p>
+      </w:docPartBody>
+    </w:docPart>
+    <w:docPart>
+      <w:docPartPr>
+        <w:name w:val="C1C23FEFB3C04C62AB517B9377C92C67"/>
+        <w:category>
+          <w:name w:val="General"/>
+          <w:gallery w:val="placeholder"/>
+        </w:category>
+        <w:types>
+          <w:type w:val="bbPlcHdr"/>
+        </w:types>
+        <w:behaviors>
+          <w:behavior w:val="content"/>
+        </w:behaviors>
+        <w:guid w:val="{1A2BB009-EF46-46AF-9587-1C5A090D580D}"/>
+      </w:docPartPr>
+      <w:docPartBody>
+        <w:p>
+          <w:pPr>
+            <w:pStyle w:val="C1C23FEFB3C04C62AB517B9377C92C67"/>
           </w:pPr>
           <w:r>
             <w:rPr>
@@ -6447,7 +6169,7 @@
     </w:docPart>
     <w:docPart>
       <w:docPartPr>
-        <w:name w:val="EB8E31CA057243C1A783C68FC87DFF9B"/>
+        <w:name w:val="CE269426A3504E83B1699C68F8F94935"/>
         <w:category>
           <w:name w:val="General"/>
           <w:gallery w:val="placeholder"/>
@@ -6458,12 +6180,41 @@
         <w:behaviors>
           <w:behavior w:val="content"/>
         </w:behaviors>
-        <w:guid w:val="{CA0CD9C7-DCEE-4930-B9A5-B819B36402D4}"/>
+        <w:guid w:val="{444344A7-81AA-41D9-A9BC-86FE5598089A}"/>
       </w:docPartPr>
       <w:docPartBody>
         <w:p>
           <w:pPr>
-            <w:pStyle w:val="EB8E31CA057243C1A783C68FC87DFF9B"/>
+            <w:pStyle w:val="CE269426A3504E83B1699C68F8F94935"/>
+          </w:pPr>
+          <w:r>
+            <w:rPr>
+              <w:rStyle w:val="PlaceholderText"/>
+            </w:rPr>
+            <w:t>Choose an item.</w:t>
+          </w:r>
+        </w:p>
+      </w:docPartBody>
+    </w:docPart>
+    <w:docPart>
+      <w:docPartPr>
+        <w:name w:val="E026BBAFB3B8461DB2C6055B95CE5221"/>
+        <w:category>
+          <w:name w:val="General"/>
+          <w:gallery w:val="placeholder"/>
+        </w:category>
+        <w:types>
+          <w:type w:val="bbPlcHdr"/>
+        </w:types>
+        <w:behaviors>
+          <w:behavior w:val="content"/>
+        </w:behaviors>
+        <w:guid w:val="{851A02BB-F3AA-4646-969F-4261268AD69C}"/>
+      </w:docPartPr>
+      <w:docPartBody>
+        <w:p>
+          <w:pPr>
+            <w:pStyle w:val="E026BBAFB3B8461DB2C6055B95CE5221"/>
           </w:pPr>
           <w:r>
             <w:rPr>
@@ -6476,7 +6227,7 @@
     </w:docPart>
     <w:docPart>
       <w:docPartPr>
-        <w:name w:val="23E92376F83D4558804440982CFD167E"/>
+        <w:name w:val="446E06A2457540D4ABE79D7E40D40E03"/>
         <w:category>
           <w:name w:val="General"/>
           <w:gallery w:val="placeholder"/>
@@ -6487,12 +6238,70 @@
         <w:behaviors>
           <w:behavior w:val="content"/>
         </w:behaviors>
-        <w:guid w:val="{8A3FCB75-C917-4E8F-9C0D-F0B9E7314BB1}"/>
+        <w:guid w:val="{812B1B39-4F4E-4A47-9ADF-7FEAB3B584A2}"/>
       </w:docPartPr>
       <w:docPartBody>
         <w:p>
           <w:pPr>
-            <w:pStyle w:val="23E92376F83D4558804440982CFD167E"/>
+            <w:pStyle w:val="446E06A2457540D4ABE79D7E40D40E03"/>
+          </w:pPr>
+          <w:r>
+            <w:rPr>
+              <w:rStyle w:val="PlaceholderText"/>
+            </w:rPr>
+            <w:t>Choose an item.</w:t>
+          </w:r>
+        </w:p>
+      </w:docPartBody>
+    </w:docPart>
+    <w:docPart>
+      <w:docPartPr>
+        <w:name w:val="CA428024887E461199ED0125B0C5E656"/>
+        <w:category>
+          <w:name w:val="General"/>
+          <w:gallery w:val="placeholder"/>
+        </w:category>
+        <w:types>
+          <w:type w:val="bbPlcHdr"/>
+        </w:types>
+        <w:behaviors>
+          <w:behavior w:val="content"/>
+        </w:behaviors>
+        <w:guid w:val="{CF9ACCC2-D48B-4AD3-9E22-9D00D81513CD}"/>
+      </w:docPartPr>
+      <w:docPartBody>
+        <w:p>
+          <w:pPr>
+            <w:pStyle w:val="CA428024887E461199ED0125B0C5E656"/>
+          </w:pPr>
+          <w:r>
+            <w:rPr>
+              <w:rStyle w:val="PlaceholderText"/>
+            </w:rPr>
+            <w:t>Choose an item.</w:t>
+          </w:r>
+        </w:p>
+      </w:docPartBody>
+    </w:docPart>
+    <w:docPart>
+      <w:docPartPr>
+        <w:name w:val="DD80BA4069334EF7B152E480A983D510"/>
+        <w:category>
+          <w:name w:val="General"/>
+          <w:gallery w:val="placeholder"/>
+        </w:category>
+        <w:types>
+          <w:type w:val="bbPlcHdr"/>
+        </w:types>
+        <w:behaviors>
+          <w:behavior w:val="content"/>
+        </w:behaviors>
+        <w:guid w:val="{35FBB0D2-EF6A-4C72-9710-F5868881623F}"/>
+      </w:docPartPr>
+      <w:docPartBody>
+        <w:p>
+          <w:pPr>
+            <w:pStyle w:val="DD80BA4069334EF7B152E480A983D510"/>
           </w:pPr>
           <w:r>
             <w:rPr>
@@ -6505,7 +6314,7 @@
     </w:docPart>
     <w:docPart>
       <w:docPartPr>
-        <w:name w:val="DefaultPlaceholder_-1854013438"/>
+        <w:name w:val="7464BD9A09CA448F85352930D56A078F"/>
         <w:category>
           <w:name w:val="General"/>
           <w:gallery w:val="placeholder"/>
@@ -6516,22 +6325,25 @@
         <w:behaviors>
           <w:behavior w:val="content"/>
         </w:behaviors>
-        <w:guid w:val="{0C3073FE-ED46-45D3-BDEB-8E9A221BE754}"/>
+        <w:guid w:val="{3B9BE050-8346-4849-B723-552B10ACDB2E}"/>
       </w:docPartPr>
       <w:docPartBody>
         <w:p>
+          <w:pPr>
+            <w:pStyle w:val="7464BD9A09CA448F85352930D56A078F"/>
+          </w:pPr>
           <w:r>
             <w:rPr>
               <w:rStyle w:val="PlaceholderText"/>
             </w:rPr>
-            <w:t>Choose an item.</w:t>
+            <w:t>Click or tap here to enter text.</w:t>
           </w:r>
         </w:p>
       </w:docPartBody>
     </w:docPart>
     <w:docPart>
       <w:docPartPr>
-        <w:name w:val="5166DF1738D745E8836585AEFE16AF0D"/>
+        <w:name w:val="1EBD36A44DEF4C7980FF9D1A0AC7B826"/>
         <w:category>
           <w:name w:val="General"/>
           <w:gallery w:val="placeholder"/>
@@ -6542,12 +6354,41 @@
         <w:behaviors>
           <w:behavior w:val="content"/>
         </w:behaviors>
-        <w:guid w:val="{B04F3B4C-B773-4379-8A0D-385908E39A67}"/>
+        <w:guid w:val="{12B19AEF-9E1F-4167-BB3B-B11E766432BC}"/>
       </w:docPartPr>
       <w:docPartBody>
         <w:p>
           <w:pPr>
-            <w:pStyle w:val="5166DF1738D745E8836585AEFE16AF0D"/>
+            <w:pStyle w:val="1EBD36A44DEF4C7980FF9D1A0AC7B826"/>
+          </w:pPr>
+          <w:r>
+            <w:rPr>
+              <w:rStyle w:val="PlaceholderText"/>
+            </w:rPr>
+            <w:t>Click or tap here to enter text.</w:t>
+          </w:r>
+        </w:p>
+      </w:docPartBody>
+    </w:docPart>
+    <w:docPart>
+      <w:docPartPr>
+        <w:name w:val="9CB8DDD85C894098BE1CA11180CC03D0"/>
+        <w:category>
+          <w:name w:val="General"/>
+          <w:gallery w:val="placeholder"/>
+        </w:category>
+        <w:types>
+          <w:type w:val="bbPlcHdr"/>
+        </w:types>
+        <w:behaviors>
+          <w:behavior w:val="content"/>
+        </w:behaviors>
+        <w:guid w:val="{B78F7ACF-8411-447F-BBA3-967E5F3617A5}"/>
+      </w:docPartPr>
+      <w:docPartBody>
+        <w:p>
+          <w:pPr>
+            <w:pStyle w:val="9CB8DDD85C894098BE1CA11180CC03D0"/>
           </w:pPr>
           <w:r>
             <w:rPr>
@@ -6560,7 +6401,7 @@
     </w:docPart>
     <w:docPart>
       <w:docPartPr>
-        <w:name w:val="8AE4D63BAC5B4742B11E62B02E9A78AD"/>
+        <w:name w:val="6F29F002A7A84C6896EE58E17FF6B248"/>
         <w:category>
           <w:name w:val="General"/>
           <w:gallery w:val="placeholder"/>
@@ -6571,12 +6412,99 @@
         <w:behaviors>
           <w:behavior w:val="content"/>
         </w:behaviors>
-        <w:guid w:val="{19F9F6F8-857F-4DA0-9EB6-C114B66DDF90}"/>
+        <w:guid w:val="{631F312E-4F75-47F2-A33B-E0007AD35189}"/>
       </w:docPartPr>
       <w:docPartBody>
         <w:p>
           <w:pPr>
-            <w:pStyle w:val="8AE4D63BAC5B4742B11E62B02E9A78AD"/>
+            <w:pStyle w:val="6F29F002A7A84C6896EE58E17FF6B248"/>
+          </w:pPr>
+          <w:r>
+            <w:rPr>
+              <w:rStyle w:val="PlaceholderText"/>
+            </w:rPr>
+            <w:t>Click or tap here to enter text.</w:t>
+          </w:r>
+        </w:p>
+      </w:docPartBody>
+    </w:docPart>
+    <w:docPart>
+      <w:docPartPr>
+        <w:name w:val="A4BA33ED03D24EB0BED880AD334AE118"/>
+        <w:category>
+          <w:name w:val="General"/>
+          <w:gallery w:val="placeholder"/>
+        </w:category>
+        <w:types>
+          <w:type w:val="bbPlcHdr"/>
+        </w:types>
+        <w:behaviors>
+          <w:behavior w:val="content"/>
+        </w:behaviors>
+        <w:guid w:val="{5647A380-C9D6-45A6-8AD2-A862DD5D4372}"/>
+      </w:docPartPr>
+      <w:docPartBody>
+        <w:p>
+          <w:pPr>
+            <w:pStyle w:val="A4BA33ED03D24EB0BED880AD334AE118"/>
+          </w:pPr>
+          <w:r>
+            <w:rPr>
+              <w:rStyle w:val="PlaceholderText"/>
+            </w:rPr>
+            <w:t>Click or tap here to enter text.</w:t>
+          </w:r>
+        </w:p>
+      </w:docPartBody>
+    </w:docPart>
+    <w:docPart>
+      <w:docPartPr>
+        <w:name w:val="39B51FEDC1B347D0875A23419D891AF3"/>
+        <w:category>
+          <w:name w:val="General"/>
+          <w:gallery w:val="placeholder"/>
+        </w:category>
+        <w:types>
+          <w:type w:val="bbPlcHdr"/>
+        </w:types>
+        <w:behaviors>
+          <w:behavior w:val="content"/>
+        </w:behaviors>
+        <w:guid w:val="{D4BC90FE-D647-48AD-8E20-BC9875E6B637}"/>
+      </w:docPartPr>
+      <w:docPartBody>
+        <w:p>
+          <w:pPr>
+            <w:pStyle w:val="39B51FEDC1B347D0875A23419D891AF3"/>
+          </w:pPr>
+          <w:r>
+            <w:rPr>
+              <w:rStyle w:val="PlaceholderText"/>
+            </w:rPr>
+            <w:t>Click or tap here to enter text.</w:t>
+          </w:r>
+        </w:p>
+      </w:docPartBody>
+    </w:docPart>
+    <w:docPart>
+      <w:docPartPr>
+        <w:name w:val="9604BE0758FA48AAA2F007BCECE84DB7"/>
+        <w:category>
+          <w:name w:val="General"/>
+          <w:gallery w:val="placeholder"/>
+        </w:category>
+        <w:types>
+          <w:type w:val="bbPlcHdr"/>
+        </w:types>
+        <w:behaviors>
+          <w:behavior w:val="content"/>
+        </w:behaviors>
+        <w:guid w:val="{A97F3245-851B-4EF0-85F1-CA785A714184}"/>
+      </w:docPartPr>
+      <w:docPartBody>
+        <w:p>
+          <w:pPr>
+            <w:pStyle w:val="9604BE0758FA48AAA2F007BCECE84DB7"/>
           </w:pPr>
           <w:r>
             <w:rPr>
@@ -6589,7 +6517,7 @@
     </w:docPart>
     <w:docPart>
       <w:docPartPr>
-        <w:name w:val="EC4963792A2646C4AB54E0E733866A4E"/>
+        <w:name w:val="095624D9699E4539B56749916C697BD7"/>
         <w:category>
           <w:name w:val="General"/>
           <w:gallery w:val="placeholder"/>
@@ -6600,12 +6528,12 @@
         <w:behaviors>
           <w:behavior w:val="content"/>
         </w:behaviors>
-        <w:guid w:val="{82594D9F-20FF-477E-A218-D1C9A43D87EF}"/>
+        <w:guid w:val="{18FE2E20-26DA-4F69-9676-98C561428658}"/>
       </w:docPartPr>
       <w:docPartBody>
         <w:p>
           <w:pPr>
-            <w:pStyle w:val="EC4963792A2646C4AB54E0E733866A4E"/>
+            <w:pStyle w:val="095624D9699E4539B56749916C697BD7"/>
           </w:pPr>
           <w:r>
             <w:rPr>
@@ -6618,7 +6546,7 @@
     </w:docPart>
     <w:docPart>
       <w:docPartPr>
-        <w:name w:val="F194CCA70C664931AAB8D817CDEA3578"/>
+        <w:name w:val="F53DCD564B4A43558513686F264B0491"/>
         <w:category>
           <w:name w:val="General"/>
           <w:gallery w:val="placeholder"/>
@@ -6629,12 +6557,12 @@
         <w:behaviors>
           <w:behavior w:val="content"/>
         </w:behaviors>
-        <w:guid w:val="{D9EA3267-0106-4759-B0CE-8DA1C37CEF79}"/>
+        <w:guid w:val="{0B24572E-9DB8-4CFC-B0CB-7030EF58C7BD}"/>
       </w:docPartPr>
       <w:docPartBody>
         <w:p>
           <w:pPr>
-            <w:pStyle w:val="F194CCA70C664931AAB8D817CDEA3578"/>
+            <w:pStyle w:val="F53DCD564B4A43558513686F264B0491"/>
           </w:pPr>
           <w:r>
             <w:rPr>
@@ -6647,7 +6575,7 @@
     </w:docPart>
     <w:docPart>
       <w:docPartPr>
-        <w:name w:val="C0BEE5184EEB4BB5B1FF94AE89CA7B6E"/>
+        <w:name w:val="0710B4C72B6B4F3BAB401A484B1597CB"/>
         <w:category>
           <w:name w:val="General"/>
           <w:gallery w:val="placeholder"/>
@@ -6658,12 +6586,12 @@
         <w:behaviors>
           <w:behavior w:val="content"/>
         </w:behaviors>
-        <w:guid w:val="{5847774A-1313-4CF4-93D0-D2F320A2536D}"/>
+        <w:guid w:val="{2A07C8F5-52C5-4BA6-83E6-C65CBD517E01}"/>
       </w:docPartPr>
       <w:docPartBody>
         <w:p>
           <w:pPr>
-            <w:pStyle w:val="C0BEE5184EEB4BB5B1FF94AE89CA7B6E"/>
+            <w:pStyle w:val="0710B4C72B6B4F3BAB401A484B1597CB"/>
           </w:pPr>
           <w:r>
             <w:rPr>
@@ -6676,7 +6604,7 @@
     </w:docPart>
     <w:docPart>
       <w:docPartPr>
-        <w:name w:val="7D3466FD1FA94235B51457305A82F7A5"/>
+        <w:name w:val="19DC206C8A8945F0B5F155CA692B40ED"/>
         <w:category>
           <w:name w:val="General"/>
           <w:gallery w:val="placeholder"/>
@@ -6687,12 +6615,41 @@
         <w:behaviors>
           <w:behavior w:val="content"/>
         </w:behaviors>
-        <w:guid w:val="{5272938F-5DAA-4ED5-94C5-78A255DA6721}"/>
+        <w:guid w:val="{58C244E0-9D46-4574-8135-C84093754B05}"/>
       </w:docPartPr>
       <w:docPartBody>
         <w:p>
           <w:pPr>
-            <w:pStyle w:val="7D3466FD1FA94235B51457305A82F7A5"/>
+            <w:pStyle w:val="19DC206C8A8945F0B5F155CA692B40ED"/>
+          </w:pPr>
+          <w:r>
+            <w:rPr>
+              <w:rStyle w:val="PlaceholderText"/>
+            </w:rPr>
+            <w:t>Choose an item.</w:t>
+          </w:r>
+        </w:p>
+      </w:docPartBody>
+    </w:docPart>
+    <w:docPart>
+      <w:docPartPr>
+        <w:name w:val="132175C2A45345908B28F345A2EA987A"/>
+        <w:category>
+          <w:name w:val="General"/>
+          <w:gallery w:val="placeholder"/>
+        </w:category>
+        <w:types>
+          <w:type w:val="bbPlcHdr"/>
+        </w:types>
+        <w:behaviors>
+          <w:behavior w:val="content"/>
+        </w:behaviors>
+        <w:guid w:val="{9025A2B0-40A7-4D04-BBEC-8C42D881552A}"/>
+      </w:docPartPr>
+      <w:docPartBody>
+        <w:p>
+          <w:pPr>
+            <w:pStyle w:val="132175C2A45345908B28F345A2EA987A"/>
           </w:pPr>
           <w:r>
             <w:rPr>
@@ -6705,7 +6662,7 @@
     </w:docPart>
     <w:docPart>
       <w:docPartPr>
-        <w:name w:val="4488D085AA3947158EDFF9EF46237C5B"/>
+        <w:name w:val="72B961B479E64126A3AC3D8F62521FFA"/>
         <w:category>
           <w:name w:val="General"/>
           <w:gallery w:val="placeholder"/>
@@ -6716,12 +6673,99 @@
         <w:behaviors>
           <w:behavior w:val="content"/>
         </w:behaviors>
-        <w:guid w:val="{CBB46C04-C07A-4EA5-BCF8-CE67F1B37A1D}"/>
+        <w:guid w:val="{85932753-CBDB-4BE8-A39E-976533340F58}"/>
       </w:docPartPr>
       <w:docPartBody>
         <w:p>
           <w:pPr>
-            <w:pStyle w:val="4488D085AA3947158EDFF9EF46237C5B"/>
+            <w:pStyle w:val="72B961B479E64126A3AC3D8F62521FFA"/>
+          </w:pPr>
+          <w:r>
+            <w:rPr>
+              <w:rStyle w:val="PlaceholderText"/>
+            </w:rPr>
+            <w:t>Click or tap here to enter text.</w:t>
+          </w:r>
+        </w:p>
+      </w:docPartBody>
+    </w:docPart>
+    <w:docPart>
+      <w:docPartPr>
+        <w:name w:val="02E80FBC08D04C73A73D3F5053ABF933"/>
+        <w:category>
+          <w:name w:val="General"/>
+          <w:gallery w:val="placeholder"/>
+        </w:category>
+        <w:types>
+          <w:type w:val="bbPlcHdr"/>
+        </w:types>
+        <w:behaviors>
+          <w:behavior w:val="content"/>
+        </w:behaviors>
+        <w:guid w:val="{897A2F3D-77C2-4A03-B677-53BA241A20F0}"/>
+      </w:docPartPr>
+      <w:docPartBody>
+        <w:p>
+          <w:pPr>
+            <w:pStyle w:val="02E80FBC08D04C73A73D3F5053ABF933"/>
+          </w:pPr>
+          <w:r>
+            <w:rPr>
+              <w:rStyle w:val="PlaceholderText"/>
+            </w:rPr>
+            <w:t>Click or tap here to enter text.</w:t>
+          </w:r>
+        </w:p>
+      </w:docPartBody>
+    </w:docPart>
+    <w:docPart>
+      <w:docPartPr>
+        <w:name w:val="32FB776E5196430583CA312040245B4F"/>
+        <w:category>
+          <w:name w:val="General"/>
+          <w:gallery w:val="placeholder"/>
+        </w:category>
+        <w:types>
+          <w:type w:val="bbPlcHdr"/>
+        </w:types>
+        <w:behaviors>
+          <w:behavior w:val="content"/>
+        </w:behaviors>
+        <w:guid w:val="{96A8E5C0-FBDB-4786-86B9-A3B0D3EB6BD5}"/>
+      </w:docPartPr>
+      <w:docPartBody>
+        <w:p>
+          <w:pPr>
+            <w:pStyle w:val="32FB776E5196430583CA312040245B4F"/>
+          </w:pPr>
+          <w:r>
+            <w:rPr>
+              <w:rStyle w:val="PlaceholderText"/>
+            </w:rPr>
+            <w:t>Click or tap here to enter text.</w:t>
+          </w:r>
+        </w:p>
+      </w:docPartBody>
+    </w:docPart>
+    <w:docPart>
+      <w:docPartPr>
+        <w:name w:val="CA37B7E090B447328824BDBEBBACB49A"/>
+        <w:category>
+          <w:name w:val="General"/>
+          <w:gallery w:val="placeholder"/>
+        </w:category>
+        <w:types>
+          <w:type w:val="bbPlcHdr"/>
+        </w:types>
+        <w:behaviors>
+          <w:behavior w:val="content"/>
+        </w:behaviors>
+        <w:guid w:val="{D94FDF94-38A6-4872-9412-09A077C6F879}"/>
+      </w:docPartPr>
+      <w:docPartBody>
+        <w:p>
+          <w:pPr>
+            <w:pStyle w:val="CA37B7E090B447328824BDBEBBACB49A"/>
           </w:pPr>
           <w:r>
             <w:rPr>
@@ -6734,7 +6778,7 @@
     </w:docPart>
     <w:docPart>
       <w:docPartPr>
-        <w:name w:val="088CEE9227A24D438C64429C0DB34F31"/>
+        <w:name w:val="6D33DC8CB32747DC9116CA995E1AE594"/>
         <w:category>
           <w:name w:val="General"/>
           <w:gallery w:val="placeholder"/>
@@ -6745,12 +6789,12 @@
         <w:behaviors>
           <w:behavior w:val="content"/>
         </w:behaviors>
-        <w:guid w:val="{931AA644-C25A-4B2B-8A02-1C7932A48607}"/>
+        <w:guid w:val="{AF0F6033-1FAB-4C95-B279-A800ADD8BBB0}"/>
       </w:docPartPr>
       <w:docPartBody>
         <w:p>
           <w:pPr>
-            <w:pStyle w:val="088CEE9227A24D438C64429C0DB34F31"/>
+            <w:pStyle w:val="6D33DC8CB32747DC9116CA995E1AE594"/>
           </w:pPr>
           <w:r>
             <w:rPr>
@@ -6763,7 +6807,7 @@
     </w:docPart>
     <w:docPart>
       <w:docPartPr>
-        <w:name w:val="9E282A33D2D34EA2BB19239C8F1D69AD"/>
+        <w:name w:val="910716B14F1545CE80827BB6CD5CCCF5"/>
         <w:category>
           <w:name w:val="General"/>
           <w:gallery w:val="placeholder"/>
@@ -6774,12 +6818,41 @@
         <w:behaviors>
           <w:behavior w:val="content"/>
         </w:behaviors>
-        <w:guid w:val="{8EC8AD92-C6ED-4DF6-ABF3-4DAFEABFA018}"/>
+        <w:guid w:val="{1818364C-4E9B-48D4-B913-A0EDA780247C}"/>
       </w:docPartPr>
       <w:docPartBody>
         <w:p>
           <w:pPr>
-            <w:pStyle w:val="9E282A33D2D34EA2BB19239C8F1D69AD"/>
+            <w:pStyle w:val="910716B14F1545CE80827BB6CD5CCCF5"/>
+          </w:pPr>
+          <w:r>
+            <w:rPr>
+              <w:rStyle w:val="PlaceholderText"/>
+            </w:rPr>
+            <w:t>Click or tap here to enter text.</w:t>
+          </w:r>
+        </w:p>
+      </w:docPartBody>
+    </w:docPart>
+    <w:docPart>
+      <w:docPartPr>
+        <w:name w:val="A36F0D141B3A438C807399A15500A24E"/>
+        <w:category>
+          <w:name w:val="General"/>
+          <w:gallery w:val="placeholder"/>
+        </w:category>
+        <w:types>
+          <w:type w:val="bbPlcHdr"/>
+        </w:types>
+        <w:behaviors>
+          <w:behavior w:val="content"/>
+        </w:behaviors>
+        <w:guid w:val="{24A29EA8-6689-4A53-A60D-6170291B32F3}"/>
+      </w:docPartPr>
+      <w:docPartBody>
+        <w:p>
+          <w:pPr>
+            <w:pStyle w:val="A36F0D141B3A438C807399A15500A24E"/>
           </w:pPr>
           <w:r>
             <w:rPr>
@@ -6792,7 +6865,7 @@
     </w:docPart>
     <w:docPart>
       <w:docPartPr>
-        <w:name w:val="43A3621F8D6C4D83B8798A9F3418C48E"/>
+        <w:name w:val="5603AF710620499493E218B80D75A93A"/>
         <w:category>
           <w:name w:val="General"/>
           <w:gallery w:val="placeholder"/>
@@ -6803,12 +6876,12 @@
         <w:behaviors>
           <w:behavior w:val="content"/>
         </w:behaviors>
-        <w:guid w:val="{1319E514-0EC9-4D96-B711-0C06E5109384}"/>
+        <w:guid w:val="{59C6B0DB-7889-4AAE-9B7F-7A996997378C}"/>
       </w:docPartPr>
       <w:docPartBody>
         <w:p>
           <w:pPr>
-            <w:pStyle w:val="43A3621F8D6C4D83B8798A9F3418C48E"/>
+            <w:pStyle w:val="5603AF710620499493E218B80D75A93A"/>
           </w:pPr>
           <w:r>
             <w:rPr>
@@ -6821,7 +6894,7 @@
     </w:docPart>
     <w:docPart>
       <w:docPartPr>
-        <w:name w:val="D86443157EBF4D5A90F2525C29294A73"/>
+        <w:name w:val="FD46E793D92944A6803F2C86EF97F131"/>
         <w:category>
           <w:name w:val="General"/>
           <w:gallery w:val="placeholder"/>
@@ -6832,12 +6905,12 @@
         <w:behaviors>
           <w:behavior w:val="content"/>
         </w:behaviors>
-        <w:guid w:val="{1691FF98-F25B-4449-A945-87A35C965EA2}"/>
+        <w:guid w:val="{5AEF5638-562C-4004-B453-8EC54B922CD6}"/>
       </w:docPartPr>
       <w:docPartBody>
         <w:p>
           <w:pPr>
-            <w:pStyle w:val="D86443157EBF4D5A90F2525C29294A73"/>
+            <w:pStyle w:val="FD46E793D92944A6803F2C86EF97F131"/>
           </w:pPr>
           <w:r>
             <w:rPr>
@@ -6850,7 +6923,7 @@
     </w:docPart>
     <w:docPart>
       <w:docPartPr>
-        <w:name w:val="1A3C5F832A1549DFA1201154E59AB2AE"/>
+        <w:name w:val="084DDB214BE849E0B0A207D3C0EAB35F"/>
         <w:category>
           <w:name w:val="General"/>
           <w:gallery w:val="placeholder"/>
@@ -6861,12 +6934,12 @@
         <w:behaviors>
           <w:behavior w:val="content"/>
         </w:behaviors>
-        <w:guid w:val="{A0E705B8-1438-4E96-AF3E-0DEB5E8987C0}"/>
+        <w:guid w:val="{DE93650A-B53C-4621-8849-94C58C23241A}"/>
       </w:docPartPr>
       <w:docPartBody>
         <w:p>
           <w:pPr>
-            <w:pStyle w:val="1A3C5F832A1549DFA1201154E59AB2AE"/>
+            <w:pStyle w:val="084DDB214BE849E0B0A207D3C0EAB35F"/>
           </w:pPr>
           <w:r>
             <w:rPr>
@@ -6879,7 +6952,7 @@
     </w:docPart>
     <w:docPart>
       <w:docPartPr>
-        <w:name w:val="8BB7265883ED49F0A76C3F5BE12A8602"/>
+        <w:name w:val="7FE5F6A5D65447FFBC4BCDC1F3E8DBE0"/>
         <w:category>
           <w:name w:val="General"/>
           <w:gallery w:val="placeholder"/>
@@ -6890,12 +6963,12 @@
         <w:behaviors>
           <w:behavior w:val="content"/>
         </w:behaviors>
-        <w:guid w:val="{B8227900-651F-4AA7-860A-E59799986D3E}"/>
+        <w:guid w:val="{73620236-23DE-4BD0-B13E-27617088E7AF}"/>
       </w:docPartPr>
       <w:docPartBody>
         <w:p>
           <w:pPr>
-            <w:pStyle w:val="8BB7265883ED49F0A76C3F5BE12A8602"/>
+            <w:pStyle w:val="7FE5F6A5D65447FFBC4BCDC1F3E8DBE0"/>
           </w:pPr>
           <w:r>
             <w:rPr>
@@ -6908,7 +6981,7 @@
     </w:docPart>
     <w:docPart>
       <w:docPartPr>
-        <w:name w:val="58214C2997B948B7A9FF774F7EDFFADF"/>
+        <w:name w:val="7243BC0B1C2840CCB955965BF3AB4881"/>
         <w:category>
           <w:name w:val="General"/>
           <w:gallery w:val="placeholder"/>
@@ -6919,12 +6992,12 @@
         <w:behaviors>
           <w:behavior w:val="content"/>
         </w:behaviors>
-        <w:guid w:val="{74AA4D90-46D6-43F0-A1C0-A3A560ACA898}"/>
+        <w:guid w:val="{25995D65-7D39-4226-B5D6-72DD75CFA405}"/>
       </w:docPartPr>
       <w:docPartBody>
         <w:p>
           <w:pPr>
-            <w:pStyle w:val="58214C2997B948B7A9FF774F7EDFFADF"/>
+            <w:pStyle w:val="7243BC0B1C2840CCB955965BF3AB4881"/>
           </w:pPr>
           <w:r>
             <w:rPr>
@@ -6937,7 +7010,7 @@
     </w:docPart>
     <w:docPart>
       <w:docPartPr>
-        <w:name w:val="00B5275163D44AF394077F9E4C4EBFE4"/>
+        <w:name w:val="FCD27A2AE4BA42E2A01315EBBA06AAC3"/>
         <w:category>
           <w:name w:val="General"/>
           <w:gallery w:val="placeholder"/>
@@ -6948,12 +7021,12 @@
         <w:behaviors>
           <w:behavior w:val="content"/>
         </w:behaviors>
-        <w:guid w:val="{F4352651-0787-4D4F-9351-E38BA98CDA4F}"/>
+        <w:guid w:val="{10136CF7-BCB9-425B-8B43-B6B660BE6892}"/>
       </w:docPartPr>
       <w:docPartBody>
         <w:p>
           <w:pPr>
-            <w:pStyle w:val="00B5275163D44AF394077F9E4C4EBFE4"/>
+            <w:pStyle w:val="FCD27A2AE4BA42E2A01315EBBA06AAC3"/>
           </w:pPr>
           <w:r>
             <w:rPr>
@@ -6966,7 +7039,7 @@
     </w:docPart>
     <w:docPart>
       <w:docPartPr>
-        <w:name w:val="8061A521E5F440C28627FDE5878D6B9B"/>
+        <w:name w:val="D06297ADDEB0443A8076A878E71BB3D2"/>
         <w:category>
           <w:name w:val="General"/>
           <w:gallery w:val="placeholder"/>
@@ -6977,453 +7050,18 @@
         <w:behaviors>
           <w:behavior w:val="content"/>
         </w:behaviors>
-        <w:guid w:val="{F182BB87-C5BD-4A86-8245-0C6458F8EBE4}"/>
+        <w:guid w:val="{8C76FB06-F43A-4599-B997-826F0ABCC6D3}"/>
       </w:docPartPr>
       <w:docPartBody>
         <w:p>
           <w:pPr>
-            <w:pStyle w:val="8061A521E5F440C28627FDE5878D6B9B"/>
+            <w:pStyle w:val="D06297ADDEB0443A8076A878E71BB3D2"/>
           </w:pPr>
           <w:r>
             <w:rPr>
               <w:rStyle w:val="PlaceholderText"/>
             </w:rPr>
             <w:t>Choose an item.</w:t>
-          </w:r>
-        </w:p>
-      </w:docPartBody>
-    </w:docPart>
-    <w:docPart>
-      <w:docPartPr>
-        <w:name w:val="B4E2E640636D47279C9AAE0526BD6ABF"/>
-        <w:category>
-          <w:name w:val="General"/>
-          <w:gallery w:val="placeholder"/>
-        </w:category>
-        <w:types>
-          <w:type w:val="bbPlcHdr"/>
-        </w:types>
-        <w:behaviors>
-          <w:behavior w:val="content"/>
-        </w:behaviors>
-        <w:guid w:val="{35CA87D6-3C96-4985-A12E-2D952CF30197}"/>
-      </w:docPartPr>
-      <w:docPartBody>
-        <w:p>
-          <w:pPr>
-            <w:pStyle w:val="B4E2E640636D47279C9AAE0526BD6ABF"/>
-          </w:pPr>
-          <w:r>
-            <w:rPr>
-              <w:rStyle w:val="PlaceholderText"/>
-            </w:rPr>
-            <w:t>Choose an item.</w:t>
-          </w:r>
-        </w:p>
-      </w:docPartBody>
-    </w:docPart>
-    <w:docPart>
-      <w:docPartPr>
-        <w:name w:val="A054E535EC474072BF473D098948B53F"/>
-        <w:category>
-          <w:name w:val="General"/>
-          <w:gallery w:val="placeholder"/>
-        </w:category>
-        <w:types>
-          <w:type w:val="bbPlcHdr"/>
-        </w:types>
-        <w:behaviors>
-          <w:behavior w:val="content"/>
-        </w:behaviors>
-        <w:guid w:val="{B99C11E3-8117-4305-9075-61D7C00E2DE4}"/>
-      </w:docPartPr>
-      <w:docPartBody>
-        <w:p>
-          <w:pPr>
-            <w:pStyle w:val="A054E535EC474072BF473D098948B53F"/>
-          </w:pPr>
-          <w:r>
-            <w:rPr>
-              <w:rStyle w:val="PlaceholderText"/>
-            </w:rPr>
-            <w:t>Choose an item.</w:t>
-          </w:r>
-        </w:p>
-      </w:docPartBody>
-    </w:docPart>
-    <w:docPart>
-      <w:docPartPr>
-        <w:name w:val="FA445E9E653D4C8DAA57703B7F153B07"/>
-        <w:category>
-          <w:name w:val="General"/>
-          <w:gallery w:val="placeholder"/>
-        </w:category>
-        <w:types>
-          <w:type w:val="bbPlcHdr"/>
-        </w:types>
-        <w:behaviors>
-          <w:behavior w:val="content"/>
-        </w:behaviors>
-        <w:guid w:val="{4D845DD5-BBF8-4320-82C6-4C0C90ADC9D8}"/>
-      </w:docPartPr>
-      <w:docPartBody>
-        <w:p>
-          <w:pPr>
-            <w:pStyle w:val="FA445E9E653D4C8DAA57703B7F153B07"/>
-          </w:pPr>
-          <w:r>
-            <w:rPr>
-              <w:rStyle w:val="PlaceholderText"/>
-            </w:rPr>
-            <w:t>Choose an item.</w:t>
-          </w:r>
-        </w:p>
-      </w:docPartBody>
-    </w:docPart>
-    <w:docPart>
-      <w:docPartPr>
-        <w:name w:val="B4C83A80496A40F282E43D780DF835FC"/>
-        <w:category>
-          <w:name w:val="General"/>
-          <w:gallery w:val="placeholder"/>
-        </w:category>
-        <w:types>
-          <w:type w:val="bbPlcHdr"/>
-        </w:types>
-        <w:behaviors>
-          <w:behavior w:val="content"/>
-        </w:behaviors>
-        <w:guid w:val="{9C71759D-65C4-42DA-B44A-6207F22C3FEF}"/>
-      </w:docPartPr>
-      <w:docPartBody>
-        <w:p>
-          <w:pPr>
-            <w:pStyle w:val="B4C83A80496A40F282E43D780DF835FC"/>
-          </w:pPr>
-          <w:r>
-            <w:rPr>
-              <w:rStyle w:val="PlaceholderText"/>
-            </w:rPr>
-            <w:t>Choose an item.</w:t>
-          </w:r>
-        </w:p>
-      </w:docPartBody>
-    </w:docPart>
-    <w:docPart>
-      <w:docPartPr>
-        <w:name w:val="C0B9FEB870354C67934FAB4663644D16"/>
-        <w:category>
-          <w:name w:val="General"/>
-          <w:gallery w:val="placeholder"/>
-        </w:category>
-        <w:types>
-          <w:type w:val="bbPlcHdr"/>
-        </w:types>
-        <w:behaviors>
-          <w:behavior w:val="content"/>
-        </w:behaviors>
-        <w:guid w:val="{D833A3AE-EE49-4AA8-AB36-202EDBE4A71C}"/>
-      </w:docPartPr>
-      <w:docPartBody>
-        <w:p>
-          <w:pPr>
-            <w:pStyle w:val="C0B9FEB870354C67934FAB4663644D16"/>
-          </w:pPr>
-          <w:r>
-            <w:rPr>
-              <w:rStyle w:val="PlaceholderText"/>
-            </w:rPr>
-            <w:t>Choose an item.</w:t>
-          </w:r>
-        </w:p>
-      </w:docPartBody>
-    </w:docPart>
-    <w:docPart>
-      <w:docPartPr>
-        <w:name w:val="73CBA978A0CA41568CEB976270B09936"/>
-        <w:category>
-          <w:name w:val="General"/>
-          <w:gallery w:val="placeholder"/>
-        </w:category>
-        <w:types>
-          <w:type w:val="bbPlcHdr"/>
-        </w:types>
-        <w:behaviors>
-          <w:behavior w:val="content"/>
-        </w:behaviors>
-        <w:guid w:val="{CED03742-361F-46E1-B6F9-BCF23D3DCE47}"/>
-      </w:docPartPr>
-      <w:docPartBody>
-        <w:p>
-          <w:pPr>
-            <w:pStyle w:val="73CBA978A0CA41568CEB976270B09936"/>
-          </w:pPr>
-          <w:r>
-            <w:rPr>
-              <w:rStyle w:val="PlaceholderText"/>
-            </w:rPr>
-            <w:t>Choose an item.</w:t>
-          </w:r>
-        </w:p>
-      </w:docPartBody>
-    </w:docPart>
-    <w:docPart>
-      <w:docPartPr>
-        <w:name w:val="C8136D75B65643C19ACA3969A485E86E"/>
-        <w:category>
-          <w:name w:val="General"/>
-          <w:gallery w:val="placeholder"/>
-        </w:category>
-        <w:types>
-          <w:type w:val="bbPlcHdr"/>
-        </w:types>
-        <w:behaviors>
-          <w:behavior w:val="content"/>
-        </w:behaviors>
-        <w:guid w:val="{26FAC482-AA83-4451-9B99-C6539DB12175}"/>
-      </w:docPartPr>
-      <w:docPartBody>
-        <w:p>
-          <w:pPr>
-            <w:pStyle w:val="C8136D75B65643C19ACA3969A485E86E"/>
-          </w:pPr>
-          <w:r>
-            <w:rPr>
-              <w:rStyle w:val="PlaceholderText"/>
-            </w:rPr>
-            <w:t>Choose an item.</w:t>
-          </w:r>
-        </w:p>
-      </w:docPartBody>
-    </w:docPart>
-    <w:docPart>
-      <w:docPartPr>
-        <w:name w:val="365C6A0DD092448180C78960B2F1BD97"/>
-        <w:category>
-          <w:name w:val="General"/>
-          <w:gallery w:val="placeholder"/>
-        </w:category>
-        <w:types>
-          <w:type w:val="bbPlcHdr"/>
-        </w:types>
-        <w:behaviors>
-          <w:behavior w:val="content"/>
-        </w:behaviors>
-        <w:guid w:val="{11685112-7653-439B-9D40-628AB074E54E}"/>
-      </w:docPartPr>
-      <w:docPartBody>
-        <w:p>
-          <w:pPr>
-            <w:pStyle w:val="365C6A0DD092448180C78960B2F1BD97"/>
-          </w:pPr>
-          <w:r>
-            <w:rPr>
-              <w:rStyle w:val="PlaceholderText"/>
-            </w:rPr>
-            <w:t>Click or tap here to enter text.</w:t>
-          </w:r>
-        </w:p>
-      </w:docPartBody>
-    </w:docPart>
-    <w:docPart>
-      <w:docPartPr>
-        <w:name w:val="E84380EDD0B74929A7D90832F3146962"/>
-        <w:category>
-          <w:name w:val="General"/>
-          <w:gallery w:val="placeholder"/>
-        </w:category>
-        <w:types>
-          <w:type w:val="bbPlcHdr"/>
-        </w:types>
-        <w:behaviors>
-          <w:behavior w:val="content"/>
-        </w:behaviors>
-        <w:guid w:val="{90A31F82-3B37-4584-8C32-90480011C194}"/>
-      </w:docPartPr>
-      <w:docPartBody>
-        <w:p>
-          <w:pPr>
-            <w:pStyle w:val="E84380EDD0B74929A7D90832F3146962"/>
-          </w:pPr>
-          <w:r>
-            <w:rPr>
-              <w:rStyle w:val="PlaceholderText"/>
-            </w:rPr>
-            <w:t>Choose an item.</w:t>
-          </w:r>
-        </w:p>
-      </w:docPartBody>
-    </w:docPart>
-    <w:docPart>
-      <w:docPartPr>
-        <w:name w:val="555F713CF0E442BC803FBE499CAAED62"/>
-        <w:category>
-          <w:name w:val="General"/>
-          <w:gallery w:val="placeholder"/>
-        </w:category>
-        <w:types>
-          <w:type w:val="bbPlcHdr"/>
-        </w:types>
-        <w:behaviors>
-          <w:behavior w:val="content"/>
-        </w:behaviors>
-        <w:guid w:val="{5F6C94A6-FC93-445A-9CCB-79AA4CD87EE9}"/>
-      </w:docPartPr>
-      <w:docPartBody>
-        <w:p>
-          <w:pPr>
-            <w:pStyle w:val="555F713CF0E442BC803FBE499CAAED62"/>
-          </w:pPr>
-          <w:r>
-            <w:rPr>
-              <w:rStyle w:val="PlaceholderText"/>
-            </w:rPr>
-            <w:t>Click or tap here to enter text.</w:t>
-          </w:r>
-        </w:p>
-      </w:docPartBody>
-    </w:docPart>
-    <w:docPart>
-      <w:docPartPr>
-        <w:name w:val="2949456F59414481915C21BDCE282089"/>
-        <w:category>
-          <w:name w:val="General"/>
-          <w:gallery w:val="placeholder"/>
-        </w:category>
-        <w:types>
-          <w:type w:val="bbPlcHdr"/>
-        </w:types>
-        <w:behaviors>
-          <w:behavior w:val="content"/>
-        </w:behaviors>
-        <w:guid w:val="{BFC91FF8-5A6A-4B50-95F3-160307ACAC05}"/>
-      </w:docPartPr>
-      <w:docPartBody>
-        <w:p>
-          <w:pPr>
-            <w:pStyle w:val="2949456F59414481915C21BDCE282089"/>
-          </w:pPr>
-          <w:r>
-            <w:rPr>
-              <w:rStyle w:val="PlaceholderText"/>
-            </w:rPr>
-            <w:t>Click or tap here to enter text.</w:t>
-          </w:r>
-        </w:p>
-      </w:docPartBody>
-    </w:docPart>
-    <w:docPart>
-      <w:docPartPr>
-        <w:name w:val="06663BFC5E9442FD91AAD10373DCFA1A"/>
-        <w:category>
-          <w:name w:val="General"/>
-          <w:gallery w:val="placeholder"/>
-        </w:category>
-        <w:types>
-          <w:type w:val="bbPlcHdr"/>
-        </w:types>
-        <w:behaviors>
-          <w:behavior w:val="content"/>
-        </w:behaviors>
-        <w:guid w:val="{7D536482-B6F7-402C-BC2E-BE6D84F8E96D}"/>
-      </w:docPartPr>
-      <w:docPartBody>
-        <w:p>
-          <w:pPr>
-            <w:pStyle w:val="06663BFC5E9442FD91AAD10373DCFA1A"/>
-          </w:pPr>
-          <w:r>
-            <w:rPr>
-              <w:rStyle w:val="PlaceholderText"/>
-            </w:rPr>
-            <w:t>Click or tap here to enter text.</w:t>
-          </w:r>
-        </w:p>
-      </w:docPartBody>
-    </w:docPart>
-    <w:docPart>
-      <w:docPartPr>
-        <w:name w:val="FF0CC878B758473A947B75D29D48DEE8"/>
-        <w:category>
-          <w:name w:val="General"/>
-          <w:gallery w:val="placeholder"/>
-        </w:category>
-        <w:types>
-          <w:type w:val="bbPlcHdr"/>
-        </w:types>
-        <w:behaviors>
-          <w:behavior w:val="content"/>
-        </w:behaviors>
-        <w:guid w:val="{994C7D1B-EF5A-4C1B-B784-BECC72C4704E}"/>
-      </w:docPartPr>
-      <w:docPartBody>
-        <w:p>
-          <w:pPr>
-            <w:pStyle w:val="FF0CC878B758473A947B75D29D48DEE8"/>
-          </w:pPr>
-          <w:r>
-            <w:rPr>
-              <w:rStyle w:val="PlaceholderText"/>
-            </w:rPr>
-            <w:t>Click or tap here to enter text.</w:t>
-          </w:r>
-        </w:p>
-      </w:docPartBody>
-    </w:docPart>
-    <w:docPart>
-      <w:docPartPr>
-        <w:name w:val="96B2303DF77047EBAEFBF6D9DE6D7087"/>
-        <w:category>
-          <w:name w:val="General"/>
-          <w:gallery w:val="placeholder"/>
-        </w:category>
-        <w:types>
-          <w:type w:val="bbPlcHdr"/>
-        </w:types>
-        <w:behaviors>
-          <w:behavior w:val="content"/>
-        </w:behaviors>
-        <w:guid w:val="{1F841329-7597-492B-85FA-2332245C7C96}"/>
-      </w:docPartPr>
-      <w:docPartBody>
-        <w:p>
-          <w:pPr>
-            <w:pStyle w:val="96B2303DF77047EBAEFBF6D9DE6D7087"/>
-          </w:pPr>
-          <w:r>
-            <w:rPr>
-              <w:rStyle w:val="PlaceholderText"/>
-            </w:rPr>
-            <w:t>Click or tap here to enter text.</w:t>
-          </w:r>
-        </w:p>
-      </w:docPartBody>
-    </w:docPart>
-    <w:docPart>
-      <w:docPartPr>
-        <w:name w:val="A67BBB55B762487D95144DDD1D4F5005"/>
-        <w:category>
-          <w:name w:val="General"/>
-          <w:gallery w:val="placeholder"/>
-        </w:category>
-        <w:types>
-          <w:type w:val="bbPlcHdr"/>
-        </w:types>
-        <w:behaviors>
-          <w:behavior w:val="content"/>
-        </w:behaviors>
-        <w:guid w:val="{C44BBAA6-3228-45E9-8E95-FD0A547466EC}"/>
-      </w:docPartPr>
-      <w:docPartBody>
-        <w:p>
-          <w:pPr>
-            <w:pStyle w:val="A67BBB55B762487D95144DDD1D4F5005"/>
-          </w:pPr>
-          <w:r>
-            <w:rPr>
-              <w:rStyle w:val="PlaceholderText"/>
-            </w:rPr>
-            <w:t>Click or tap here to enter text.</w:t>
           </w:r>
         </w:p>
       </w:docPartBody>
@@ -7503,6 +7141,7 @@
   </w:compat>
   <w:rsids>
     <w:rsidRoot w:val="005D05F2"/>
+    <w:rsid w:val="0020089D"/>
     <w:rsid w:val="003868E4"/>
     <w:rsid w:val="00435ED7"/>
     <w:rsid w:val="00457872"/>
@@ -7518,6 +7157,7 @@
     <w:rsid w:val="00A36660"/>
     <w:rsid w:val="00B0334D"/>
     <w:rsid w:val="00CC33B6"/>
+    <w:rsid w:val="00CE51DB"/>
     <w:rsid w:val="00D5667C"/>
     <w:rsid w:val="00D754B6"/>
     <w:rsid w:val="00EA7C5C"/>
@@ -7975,7 +7615,7 @@
     <w:basedOn w:val="DefaultParagraphFont"/>
     <w:uiPriority w:val="99"/>
     <w:semiHidden/>
-    <w:rsid w:val="00595D56"/>
+    <w:rsid w:val="00CE51DB"/>
     <w:rPr>
       <w:color w:val="808080"/>
     </w:rPr>
@@ -8304,6 +7944,321 @@
   <w:style w:type="paragraph" w:customStyle="1" w:styleId="A67BBB55B762487D95144DDD1D4F5005">
     <w:name w:val="A67BBB55B762487D95144DDD1D4F5005"/>
     <w:rsid w:val="00595D56"/>
+    <w:rPr>
+      <w:lang w:val="bs-Latn-BA" w:eastAsia="bs-Latn-BA"/>
+    </w:rPr>
+  </w:style>
+  <w:style w:type="paragraph" w:customStyle="1" w:styleId="BF293FB5E7874F57A958754A46774738">
+    <w:name w:val="BF293FB5E7874F57A958754A46774738"/>
+    <w:rsid w:val="00CE51DB"/>
+    <w:rPr>
+      <w:lang w:val="bs-Latn-BA" w:eastAsia="bs-Latn-BA"/>
+    </w:rPr>
+  </w:style>
+  <w:style w:type="paragraph" w:customStyle="1" w:styleId="FD7F8F75CFAB493ABE102DA4F0549F8E">
+    <w:name w:val="FD7F8F75CFAB493ABE102DA4F0549F8E"/>
+    <w:rsid w:val="00CE51DB"/>
+    <w:rPr>
+      <w:lang w:val="bs-Latn-BA" w:eastAsia="bs-Latn-BA"/>
+    </w:rPr>
+  </w:style>
+  <w:style w:type="paragraph" w:customStyle="1" w:styleId="7BC3ABCF7CDB4838B18FE2DC50DC4D62">
+    <w:name w:val="7BC3ABCF7CDB4838B18FE2DC50DC4D62"/>
+    <w:rsid w:val="00CE51DB"/>
+    <w:rPr>
+      <w:lang w:val="bs-Latn-BA" w:eastAsia="bs-Latn-BA"/>
+    </w:rPr>
+  </w:style>
+  <w:style w:type="paragraph" w:customStyle="1" w:styleId="C6A39363880449929658BE0C314A8487">
+    <w:name w:val="C6A39363880449929658BE0C314A8487"/>
+    <w:rsid w:val="00CE51DB"/>
+    <w:rPr>
+      <w:lang w:val="bs-Latn-BA" w:eastAsia="bs-Latn-BA"/>
+    </w:rPr>
+  </w:style>
+  <w:style w:type="paragraph" w:customStyle="1" w:styleId="47D07AD8E3C94B3DA8B0405CDFD4BFDD">
+    <w:name w:val="47D07AD8E3C94B3DA8B0405CDFD4BFDD"/>
+    <w:rsid w:val="00CE51DB"/>
+    <w:rPr>
+      <w:lang w:val="bs-Latn-BA" w:eastAsia="bs-Latn-BA"/>
+    </w:rPr>
+  </w:style>
+  <w:style w:type="paragraph" w:customStyle="1" w:styleId="FFDE8B7F9BA14EA6BCADDA1AF223BB1B">
+    <w:name w:val="FFDE8B7F9BA14EA6BCADDA1AF223BB1B"/>
+    <w:rsid w:val="00CE51DB"/>
+    <w:rPr>
+      <w:lang w:val="bs-Latn-BA" w:eastAsia="bs-Latn-BA"/>
+    </w:rPr>
+  </w:style>
+  <w:style w:type="paragraph" w:customStyle="1" w:styleId="E13B8E0519D44FDFB957A8978FDB0A02">
+    <w:name w:val="E13B8E0519D44FDFB957A8978FDB0A02"/>
+    <w:rsid w:val="00CE51DB"/>
+    <w:rPr>
+      <w:lang w:val="bs-Latn-BA" w:eastAsia="bs-Latn-BA"/>
+    </w:rPr>
+  </w:style>
+  <w:style w:type="paragraph" w:customStyle="1" w:styleId="B6995367123A4F068A2C549231AED5E9">
+    <w:name w:val="B6995367123A4F068A2C549231AED5E9"/>
+    <w:rsid w:val="00CE51DB"/>
+    <w:rPr>
+      <w:lang w:val="bs-Latn-BA" w:eastAsia="bs-Latn-BA"/>
+    </w:rPr>
+  </w:style>
+  <w:style w:type="paragraph" w:customStyle="1" w:styleId="787179945AE246C9BCFA633F7A3A3887">
+    <w:name w:val="787179945AE246C9BCFA633F7A3A3887"/>
+    <w:rsid w:val="00CE51DB"/>
+    <w:rPr>
+      <w:lang w:val="bs-Latn-BA" w:eastAsia="bs-Latn-BA"/>
+    </w:rPr>
+  </w:style>
+  <w:style w:type="paragraph" w:customStyle="1" w:styleId="5116DE99664D430E9FF44F30D4FA7537">
+    <w:name w:val="5116DE99664D430E9FF44F30D4FA7537"/>
+    <w:rsid w:val="00CE51DB"/>
+    <w:rPr>
+      <w:lang w:val="bs-Latn-BA" w:eastAsia="bs-Latn-BA"/>
+    </w:rPr>
+  </w:style>
+  <w:style w:type="paragraph" w:customStyle="1" w:styleId="E9FEE6AF37F84F3CB593D4C569571E03">
+    <w:name w:val="E9FEE6AF37F84F3CB593D4C569571E03"/>
+    <w:rsid w:val="00CE51DB"/>
+    <w:rPr>
+      <w:lang w:val="bs-Latn-BA" w:eastAsia="bs-Latn-BA"/>
+    </w:rPr>
+  </w:style>
+  <w:style w:type="paragraph" w:customStyle="1" w:styleId="F5A77729A7CF4D88A30AD51AF627001E">
+    <w:name w:val="F5A77729A7CF4D88A30AD51AF627001E"/>
+    <w:rsid w:val="00CE51DB"/>
+    <w:rPr>
+      <w:lang w:val="bs-Latn-BA" w:eastAsia="bs-Latn-BA"/>
+    </w:rPr>
+  </w:style>
+  <w:style w:type="paragraph" w:customStyle="1" w:styleId="7C5B422972CE482FB774C28CA73E1F87">
+    <w:name w:val="7C5B422972CE482FB774C28CA73E1F87"/>
+    <w:rsid w:val="00CE51DB"/>
+    <w:rPr>
+      <w:lang w:val="bs-Latn-BA" w:eastAsia="bs-Latn-BA"/>
+    </w:rPr>
+  </w:style>
+  <w:style w:type="paragraph" w:customStyle="1" w:styleId="C1C23FEFB3C04C62AB517B9377C92C67">
+    <w:name w:val="C1C23FEFB3C04C62AB517B9377C92C67"/>
+    <w:rsid w:val="00CE51DB"/>
+    <w:rPr>
+      <w:lang w:val="bs-Latn-BA" w:eastAsia="bs-Latn-BA"/>
+    </w:rPr>
+  </w:style>
+  <w:style w:type="paragraph" w:customStyle="1" w:styleId="CE269426A3504E83B1699C68F8F94935">
+    <w:name w:val="CE269426A3504E83B1699C68F8F94935"/>
+    <w:rsid w:val="00CE51DB"/>
+    <w:rPr>
+      <w:lang w:val="bs-Latn-BA" w:eastAsia="bs-Latn-BA"/>
+    </w:rPr>
+  </w:style>
+  <w:style w:type="paragraph" w:customStyle="1" w:styleId="E026BBAFB3B8461DB2C6055B95CE5221">
+    <w:name w:val="E026BBAFB3B8461DB2C6055B95CE5221"/>
+    <w:rsid w:val="00CE51DB"/>
+    <w:rPr>
+      <w:lang w:val="bs-Latn-BA" w:eastAsia="bs-Latn-BA"/>
+    </w:rPr>
+  </w:style>
+  <w:style w:type="paragraph" w:customStyle="1" w:styleId="446E06A2457540D4ABE79D7E40D40E03">
+    <w:name w:val="446E06A2457540D4ABE79D7E40D40E03"/>
+    <w:rsid w:val="00CE51DB"/>
+    <w:rPr>
+      <w:lang w:val="bs-Latn-BA" w:eastAsia="bs-Latn-BA"/>
+    </w:rPr>
+  </w:style>
+  <w:style w:type="paragraph" w:customStyle="1" w:styleId="CA428024887E461199ED0125B0C5E656">
+    <w:name w:val="CA428024887E461199ED0125B0C5E656"/>
+    <w:rsid w:val="00CE51DB"/>
+    <w:rPr>
+      <w:lang w:val="bs-Latn-BA" w:eastAsia="bs-Latn-BA"/>
+    </w:rPr>
+  </w:style>
+  <w:style w:type="paragraph" w:customStyle="1" w:styleId="DD80BA4069334EF7B152E480A983D510">
+    <w:name w:val="DD80BA4069334EF7B152E480A983D510"/>
+    <w:rsid w:val="00CE51DB"/>
+    <w:rPr>
+      <w:lang w:val="bs-Latn-BA" w:eastAsia="bs-Latn-BA"/>
+    </w:rPr>
+  </w:style>
+  <w:style w:type="paragraph" w:customStyle="1" w:styleId="7464BD9A09CA448F85352930D56A078F">
+    <w:name w:val="7464BD9A09CA448F85352930D56A078F"/>
+    <w:rsid w:val="00CE51DB"/>
+    <w:rPr>
+      <w:lang w:val="bs-Latn-BA" w:eastAsia="bs-Latn-BA"/>
+    </w:rPr>
+  </w:style>
+  <w:style w:type="paragraph" w:customStyle="1" w:styleId="1EBD36A44DEF4C7980FF9D1A0AC7B826">
+    <w:name w:val="1EBD36A44DEF4C7980FF9D1A0AC7B826"/>
+    <w:rsid w:val="00CE51DB"/>
+    <w:rPr>
+      <w:lang w:val="bs-Latn-BA" w:eastAsia="bs-Latn-BA"/>
+    </w:rPr>
+  </w:style>
+  <w:style w:type="paragraph" w:customStyle="1" w:styleId="9CB8DDD85C894098BE1CA11180CC03D0">
+    <w:name w:val="9CB8DDD85C894098BE1CA11180CC03D0"/>
+    <w:rsid w:val="00CE51DB"/>
+    <w:rPr>
+      <w:lang w:val="bs-Latn-BA" w:eastAsia="bs-Latn-BA"/>
+    </w:rPr>
+  </w:style>
+  <w:style w:type="paragraph" w:customStyle="1" w:styleId="6F29F002A7A84C6896EE58E17FF6B248">
+    <w:name w:val="6F29F002A7A84C6896EE58E17FF6B248"/>
+    <w:rsid w:val="00CE51DB"/>
+    <w:rPr>
+      <w:lang w:val="bs-Latn-BA" w:eastAsia="bs-Latn-BA"/>
+    </w:rPr>
+  </w:style>
+  <w:style w:type="paragraph" w:customStyle="1" w:styleId="A4BA33ED03D24EB0BED880AD334AE118">
+    <w:name w:val="A4BA33ED03D24EB0BED880AD334AE118"/>
+    <w:rsid w:val="00CE51DB"/>
+    <w:rPr>
+      <w:lang w:val="bs-Latn-BA" w:eastAsia="bs-Latn-BA"/>
+    </w:rPr>
+  </w:style>
+  <w:style w:type="paragraph" w:customStyle="1" w:styleId="39B51FEDC1B347D0875A23419D891AF3">
+    <w:name w:val="39B51FEDC1B347D0875A23419D891AF3"/>
+    <w:rsid w:val="00CE51DB"/>
+    <w:rPr>
+      <w:lang w:val="bs-Latn-BA" w:eastAsia="bs-Latn-BA"/>
+    </w:rPr>
+  </w:style>
+  <w:style w:type="paragraph" w:customStyle="1" w:styleId="9604BE0758FA48AAA2F007BCECE84DB7">
+    <w:name w:val="9604BE0758FA48AAA2F007BCECE84DB7"/>
+    <w:rsid w:val="00CE51DB"/>
+    <w:rPr>
+      <w:lang w:val="bs-Latn-BA" w:eastAsia="bs-Latn-BA"/>
+    </w:rPr>
+  </w:style>
+  <w:style w:type="paragraph" w:customStyle="1" w:styleId="095624D9699E4539B56749916C697BD7">
+    <w:name w:val="095624D9699E4539B56749916C697BD7"/>
+    <w:rsid w:val="00CE51DB"/>
+    <w:rPr>
+      <w:lang w:val="bs-Latn-BA" w:eastAsia="bs-Latn-BA"/>
+    </w:rPr>
+  </w:style>
+  <w:style w:type="paragraph" w:customStyle="1" w:styleId="F53DCD564B4A43558513686F264B0491">
+    <w:name w:val="F53DCD564B4A43558513686F264B0491"/>
+    <w:rsid w:val="00CE51DB"/>
+    <w:rPr>
+      <w:lang w:val="bs-Latn-BA" w:eastAsia="bs-Latn-BA"/>
+    </w:rPr>
+  </w:style>
+  <w:style w:type="paragraph" w:customStyle="1" w:styleId="0710B4C72B6B4F3BAB401A484B1597CB">
+    <w:name w:val="0710B4C72B6B4F3BAB401A484B1597CB"/>
+    <w:rsid w:val="00CE51DB"/>
+    <w:rPr>
+      <w:lang w:val="bs-Latn-BA" w:eastAsia="bs-Latn-BA"/>
+    </w:rPr>
+  </w:style>
+  <w:style w:type="paragraph" w:customStyle="1" w:styleId="19DC206C8A8945F0B5F155CA692B40ED">
+    <w:name w:val="19DC206C8A8945F0B5F155CA692B40ED"/>
+    <w:rsid w:val="00CE51DB"/>
+    <w:rPr>
+      <w:lang w:val="bs-Latn-BA" w:eastAsia="bs-Latn-BA"/>
+    </w:rPr>
+  </w:style>
+  <w:style w:type="paragraph" w:customStyle="1" w:styleId="132175C2A45345908B28F345A2EA987A">
+    <w:name w:val="132175C2A45345908B28F345A2EA987A"/>
+    <w:rsid w:val="00CE51DB"/>
+    <w:rPr>
+      <w:lang w:val="bs-Latn-BA" w:eastAsia="bs-Latn-BA"/>
+    </w:rPr>
+  </w:style>
+  <w:style w:type="paragraph" w:customStyle="1" w:styleId="72B961B479E64126A3AC3D8F62521FFA">
+    <w:name w:val="72B961B479E64126A3AC3D8F62521FFA"/>
+    <w:rsid w:val="00CE51DB"/>
+    <w:rPr>
+      <w:lang w:val="bs-Latn-BA" w:eastAsia="bs-Latn-BA"/>
+    </w:rPr>
+  </w:style>
+  <w:style w:type="paragraph" w:customStyle="1" w:styleId="02E80FBC08D04C73A73D3F5053ABF933">
+    <w:name w:val="02E80FBC08D04C73A73D3F5053ABF933"/>
+    <w:rsid w:val="00CE51DB"/>
+    <w:rPr>
+      <w:lang w:val="bs-Latn-BA" w:eastAsia="bs-Latn-BA"/>
+    </w:rPr>
+  </w:style>
+  <w:style w:type="paragraph" w:customStyle="1" w:styleId="32FB776E5196430583CA312040245B4F">
+    <w:name w:val="32FB776E5196430583CA312040245B4F"/>
+    <w:rsid w:val="00CE51DB"/>
+    <w:rPr>
+      <w:lang w:val="bs-Latn-BA" w:eastAsia="bs-Latn-BA"/>
+    </w:rPr>
+  </w:style>
+  <w:style w:type="paragraph" w:customStyle="1" w:styleId="CA37B7E090B447328824BDBEBBACB49A">
+    <w:name w:val="CA37B7E090B447328824BDBEBBACB49A"/>
+    <w:rsid w:val="00CE51DB"/>
+    <w:rPr>
+      <w:lang w:val="bs-Latn-BA" w:eastAsia="bs-Latn-BA"/>
+    </w:rPr>
+  </w:style>
+  <w:style w:type="paragraph" w:customStyle="1" w:styleId="6D33DC8CB32747DC9116CA995E1AE594">
+    <w:name w:val="6D33DC8CB32747DC9116CA995E1AE594"/>
+    <w:rsid w:val="00CE51DB"/>
+    <w:rPr>
+      <w:lang w:val="bs-Latn-BA" w:eastAsia="bs-Latn-BA"/>
+    </w:rPr>
+  </w:style>
+  <w:style w:type="paragraph" w:customStyle="1" w:styleId="910716B14F1545CE80827BB6CD5CCCF5">
+    <w:name w:val="910716B14F1545CE80827BB6CD5CCCF5"/>
+    <w:rsid w:val="00CE51DB"/>
+    <w:rPr>
+      <w:lang w:val="bs-Latn-BA" w:eastAsia="bs-Latn-BA"/>
+    </w:rPr>
+  </w:style>
+  <w:style w:type="paragraph" w:customStyle="1" w:styleId="A36F0D141B3A438C807399A15500A24E">
+    <w:name w:val="A36F0D141B3A438C807399A15500A24E"/>
+    <w:rsid w:val="00CE51DB"/>
+    <w:rPr>
+      <w:lang w:val="bs-Latn-BA" w:eastAsia="bs-Latn-BA"/>
+    </w:rPr>
+  </w:style>
+  <w:style w:type="paragraph" w:customStyle="1" w:styleId="5603AF710620499493E218B80D75A93A">
+    <w:name w:val="5603AF710620499493E218B80D75A93A"/>
+    <w:rsid w:val="00CE51DB"/>
+    <w:rPr>
+      <w:lang w:val="bs-Latn-BA" w:eastAsia="bs-Latn-BA"/>
+    </w:rPr>
+  </w:style>
+  <w:style w:type="paragraph" w:customStyle="1" w:styleId="FD46E793D92944A6803F2C86EF97F131">
+    <w:name w:val="FD46E793D92944A6803F2C86EF97F131"/>
+    <w:rsid w:val="00CE51DB"/>
+    <w:rPr>
+      <w:lang w:val="bs-Latn-BA" w:eastAsia="bs-Latn-BA"/>
+    </w:rPr>
+  </w:style>
+  <w:style w:type="paragraph" w:customStyle="1" w:styleId="084DDB214BE849E0B0A207D3C0EAB35F">
+    <w:name w:val="084DDB214BE849E0B0A207D3C0EAB35F"/>
+    <w:rsid w:val="00CE51DB"/>
+    <w:rPr>
+      <w:lang w:val="bs-Latn-BA" w:eastAsia="bs-Latn-BA"/>
+    </w:rPr>
+  </w:style>
+  <w:style w:type="paragraph" w:customStyle="1" w:styleId="7FE5F6A5D65447FFBC4BCDC1F3E8DBE0">
+    <w:name w:val="7FE5F6A5D65447FFBC4BCDC1F3E8DBE0"/>
+    <w:rsid w:val="00CE51DB"/>
+    <w:rPr>
+      <w:lang w:val="bs-Latn-BA" w:eastAsia="bs-Latn-BA"/>
+    </w:rPr>
+  </w:style>
+  <w:style w:type="paragraph" w:customStyle="1" w:styleId="7243BC0B1C2840CCB955965BF3AB4881">
+    <w:name w:val="7243BC0B1C2840CCB955965BF3AB4881"/>
+    <w:rsid w:val="00CE51DB"/>
+    <w:rPr>
+      <w:lang w:val="bs-Latn-BA" w:eastAsia="bs-Latn-BA"/>
+    </w:rPr>
+  </w:style>
+  <w:style w:type="paragraph" w:customStyle="1" w:styleId="FCD27A2AE4BA42E2A01315EBBA06AAC3">
+    <w:name w:val="FCD27A2AE4BA42E2A01315EBBA06AAC3"/>
+    <w:rsid w:val="00CE51DB"/>
+    <w:rPr>
+      <w:lang w:val="bs-Latn-BA" w:eastAsia="bs-Latn-BA"/>
+    </w:rPr>
+  </w:style>
+  <w:style w:type="paragraph" w:customStyle="1" w:styleId="D06297ADDEB0443A8076A878E71BB3D2">
+    <w:name w:val="D06297ADDEB0443A8076A878E71BB3D2"/>
+    <w:rsid w:val="00CE51DB"/>
     <w:rPr>
       <w:lang w:val="bs-Latn-BA" w:eastAsia="bs-Latn-BA"/>
     </w:rPr>
